--- a/deliverables/00_Course/Section_7.3_Rationale.docx
+++ b/deliverables/00_Course/Section_7.3_Rationale.docx
@@ -20,13 +20,14 @@
     </w:p>
     <w:p>
       <w:pPr>
+        <w:pStyle w:val="Title"/>
         <w:spacing w:after="160"/>
       </w:pPr>
       <w:r>
         <w:rPr>
           <w:b/>
           <w:bCs/>
-          <w:color w:val="1E1B4B"/>
+          <w:color w:val="000000"/>
           <w:sz w:val="56"/>
           <w:szCs w:val="56"/>
         </w:rPr>
@@ -71,6 +72,8 @@
     </w:p>
     <w:p>
       <w:pPr>
+        <w:keepNext w:val="false"/>
+        <w:keepLines/>
         <w:spacing w:after="140" w:line="288"/>
       </w:pPr>
       <w:r>
@@ -90,6 +93,7 @@
     <w:p>
       <w:pPr>
         <w:pStyle w:val="ListParagraph"/>
+        <w:keepLines/>
         <w:numPr>
           <w:ilvl w:val="0"/>
           <w:numId w:val="2"/>
@@ -110,6 +114,7 @@
     <w:p>
       <w:pPr>
         <w:pStyle w:val="ListParagraph"/>
+        <w:keepLines/>
         <w:numPr>
           <w:ilvl w:val="0"/>
           <w:numId w:val="2"/>
@@ -129,6 +134,8 @@
     </w:p>
     <w:p>
       <w:pPr>
+        <w:keepNext w:val="false"/>
+        <w:keepLines/>
         <w:spacing w:after="140" w:line="288"/>
       </w:pPr>
       <w:r>
@@ -184,6 +191,7 @@
     <w:p>
       <w:pPr>
         <w:pStyle w:val="ListParagraph"/>
+        <w:keepLines/>
         <w:numPr>
           <w:ilvl w:val="0"/>
           <w:numId w:val="3"/>
@@ -204,6 +212,7 @@
     <w:p>
       <w:pPr>
         <w:pStyle w:val="ListParagraph"/>
+        <w:keepLines/>
         <w:numPr>
           <w:ilvl w:val="0"/>
           <w:numId w:val="3"/>
@@ -224,6 +233,7 @@
     <w:p>
       <w:pPr>
         <w:pStyle w:val="ListParagraph"/>
+        <w:keepLines/>
         <w:numPr>
           <w:ilvl w:val="0"/>
           <w:numId w:val="3"/>
@@ -244,6 +254,7 @@
     <w:p>
       <w:pPr>
         <w:pStyle w:val="ListParagraph"/>
+        <w:keepLines/>
         <w:numPr>
           <w:ilvl w:val="0"/>
           <w:numId w:val="3"/>
@@ -264,6 +275,7 @@
     <w:p>
       <w:pPr>
         <w:pStyle w:val="ListParagraph"/>
+        <w:keepLines/>
         <w:numPr>
           <w:ilvl w:val="0"/>
           <w:numId w:val="3"/>
@@ -284,6 +296,7 @@
     <w:p>
       <w:pPr>
         <w:pStyle w:val="ListParagraph"/>
+        <w:keepLines/>
         <w:numPr>
           <w:ilvl w:val="0"/>
           <w:numId w:val="3"/>
@@ -298,12 +311,13 @@
         <w:t xml:space="preserve">Practical tutorials on free infrastructure.</w:t>
       </w:r>
       <w:r>
-        <w:t xml:space="preserve"> Every tutorial can be completed on Google Colab's free GPU with open models, in line with Section 7.5 (Python, Jupyter, Colab, PyTorch, Hugging Face Transformers and Diffusers, Git and Docker).</w:t>
+        <w:t xml:space="preserve"> Tutorials target Google Colab with open models and CPU alternatives, in line with Section 7.5 (Python, Jupyter, Colab, PyTorch, Hugging Face Transformers and Diffusers, Git and Docker). Free GPU availability and memory vary; the instructor guide gives preparation options. Local checks do not verify a live Colab session.</w:t>
       </w:r>
     </w:p>
     <w:p>
       <w:pPr>
         <w:pStyle w:val="ListParagraph"/>
+        <w:keepLines/>
         <w:numPr>
           <w:ilvl w:val="0"/>
           <w:numId w:val="3"/>
@@ -318,7 +332,7 @@
         <w:t xml:space="preserve">Current regulation.</w:t>
       </w:r>
       <w:r>
-        <w:t xml:space="preserve"> Transparency duties in Article 50 of the EU AI Act (applicable from 2 August 2026) are reflected in weeks 1, 10 and 11.</w:t>
+        <w:t xml:space="preserve"> Article 50 transparency duties are reflected in weeks 1, 10 and 11, with provider/deployer roles and exceptions. They apply from 2 August 2026; Article 111(4) gives providers of systems placed on the market before that date until 2 December 2026 to meet Article 50(2)'s marking duty.</w:t>
       </w:r>
     </w:p>
     <w:p>
@@ -332,6 +346,8 @@
     </w:p>
     <w:p>
       <w:pPr>
+        <w:keepNext w:val="false"/>
+        <w:keepLines/>
         <w:spacing w:after="140" w:line="288"/>
       </w:pPr>
       <w:r>
@@ -363,11 +379,12 @@
       <w:tblGrid>
         <w:gridCol w:w="760"/>
         <w:gridCol w:w="2485"/>
-        <w:gridCol w:w="3083"/>
-        <w:gridCol w:w="3084"/>
+        <w:gridCol w:w="3101"/>
+        <w:gridCol w:w="3066"/>
       </w:tblGrid>
       <w:tr>
         <w:trPr>
+          <w:cantSplit/>
           <w:tblHeader/>
         </w:trPr>
         <w:tc>
@@ -381,9 +398,9 @@
             </w:tcBorders>
             <w:shd w:fill="1E1B4B" w:color="auto" w:val="clear"/>
             <w:tcMar>
-              <w:top w:type="dxa" w:w="80"/>
-              <w:left w:type="dxa" w:w="120"/>
-              <w:bottom w:type="dxa" w:w="80"/>
+              <w:top w:type="dxa" w:w="40"/>
+              <w:left w:type="dxa" w:w="120"/>
+              <w:bottom w:type="dxa" w:w="40"/>
               <w:right w:type="dxa" w:w="120"/>
             </w:tcMar>
             <w:vAlign w:val="top"/>
@@ -412,9 +429,9 @@
             </w:tcBorders>
             <w:shd w:fill="1E1B4B" w:color="auto" w:val="clear"/>
             <w:tcMar>
-              <w:top w:type="dxa" w:w="80"/>
-              <w:left w:type="dxa" w:w="120"/>
-              <w:bottom w:type="dxa" w:w="80"/>
+              <w:top w:type="dxa" w:w="40"/>
+              <w:left w:type="dxa" w:w="120"/>
+              <w:bottom w:type="dxa" w:w="40"/>
               <w:right w:type="dxa" w:w="120"/>
             </w:tcMar>
             <w:vAlign w:val="top"/>
@@ -434,7 +451,7 @@
         </w:tc>
         <w:tc>
           <w:tcPr>
-            <w:tcW w:type="dxa" w:w="3083"/>
+            <w:tcW w:type="dxa" w:w="3101"/>
             <w:tcBorders>
               <w:top w:val="single" w:color="D1D5DB" w:sz="4"/>
               <w:left w:val="single" w:color="D1D5DB" w:sz="4"/>
@@ -443,9 +460,9 @@
             </w:tcBorders>
             <w:shd w:fill="1E1B4B" w:color="auto" w:val="clear"/>
             <w:tcMar>
-              <w:top w:type="dxa" w:w="80"/>
-              <w:left w:type="dxa" w:w="120"/>
-              <w:bottom w:type="dxa" w:w="80"/>
+              <w:top w:type="dxa" w:w="40"/>
+              <w:left w:type="dxa" w:w="120"/>
+              <w:bottom w:type="dxa" w:w="40"/>
               <w:right w:type="dxa" w:w="120"/>
             </w:tcMar>
             <w:vAlign w:val="top"/>
@@ -465,7 +482,7 @@
         </w:tc>
         <w:tc>
           <w:tcPr>
-            <w:tcW w:type="dxa" w:w="3084"/>
+            <w:tcW w:type="dxa" w:w="3066"/>
             <w:tcBorders>
               <w:top w:val="single" w:color="D1D5DB" w:sz="4"/>
               <w:left w:val="single" w:color="D1D5DB" w:sz="4"/>
@@ -474,9 +491,9 @@
             </w:tcBorders>
             <w:shd w:fill="1E1B4B" w:color="auto" w:val="clear"/>
             <w:tcMar>
-              <w:top w:type="dxa" w:w="80"/>
-              <w:left w:type="dxa" w:w="120"/>
-              <w:bottom w:type="dxa" w:w="80"/>
+              <w:top w:type="dxa" w:w="40"/>
+              <w:left w:type="dxa" w:w="120"/>
+              <w:bottom w:type="dxa" w:w="40"/>
               <w:right w:type="dxa" w:w="120"/>
             </w:tcMar>
             <w:vAlign w:val="top"/>
@@ -496,6 +513,9 @@
         </w:tc>
       </w:tr>
       <w:tr>
+        <w:trPr>
+          <w:cantSplit/>
+        </w:trPr>
         <w:tc>
           <w:tcPr>
             <w:tcW w:type="dxa" w:w="760"/>
@@ -507,9 +527,9 @@
             </w:tcBorders>
             <w:shd w:fill="EEF0FF" w:color="auto" w:val="clear"/>
             <w:tcMar>
-              <w:top w:type="dxa" w:w="80"/>
-              <w:left w:type="dxa" w:w="120"/>
-              <w:bottom w:type="dxa" w:w="80"/>
+              <w:top w:type="dxa" w:w="40"/>
+              <w:left w:type="dxa" w:w="120"/>
+              <w:bottom w:type="dxa" w:w="40"/>
               <w:right w:type="dxa" w:w="120"/>
             </w:tcMar>
             <w:vAlign w:val="top"/>
@@ -537,9 +557,9 @@
             </w:tcBorders>
             <w:shd w:fill="EEF0FF" w:color="auto" w:val="clear"/>
             <w:tcMar>
-              <w:top w:type="dxa" w:w="80"/>
-              <w:left w:type="dxa" w:w="120"/>
-              <w:bottom w:type="dxa" w:w="80"/>
+              <w:top w:type="dxa" w:w="40"/>
+              <w:left w:type="dxa" w:w="120"/>
+              <w:bottom w:type="dxa" w:w="40"/>
               <w:right w:type="dxa" w:w="120"/>
             </w:tcMar>
             <w:vAlign w:val="top"/>
@@ -556,7 +576,7 @@
         </w:tc>
         <w:tc>
           <w:tcPr>
-            <w:tcW w:type="dxa" w:w="3083"/>
+            <w:tcW w:type="dxa" w:w="3101"/>
             <w:tcBorders>
               <w:top w:val="single" w:color="D1D5DB" w:sz="4"/>
               <w:left w:val="single" w:color="D1D5DB" w:sz="4"/>
@@ -565,9 +585,9 @@
             </w:tcBorders>
             <w:shd w:fill="EEF0FF" w:color="auto" w:val="clear"/>
             <w:tcMar>
-              <w:top w:type="dxa" w:w="80"/>
-              <w:left w:type="dxa" w:w="120"/>
-              <w:bottom w:type="dxa" w:w="80"/>
+              <w:top w:type="dxa" w:w="40"/>
+              <w:left w:type="dxa" w:w="120"/>
+              <w:bottom w:type="dxa" w:w="40"/>
               <w:right w:type="dxa" w:w="120"/>
             </w:tcMar>
             <w:vAlign w:val="top"/>
@@ -584,7 +604,7 @@
         </w:tc>
         <w:tc>
           <w:tcPr>
-            <w:tcW w:type="dxa" w:w="3084"/>
+            <w:tcW w:type="dxa" w:w="3066"/>
             <w:tcBorders>
               <w:top w:val="single" w:color="D1D5DB" w:sz="4"/>
               <w:left w:val="single" w:color="D1D5DB" w:sz="4"/>
@@ -593,9 +613,9 @@
             </w:tcBorders>
             <w:shd w:fill="EEF0FF" w:color="auto" w:val="clear"/>
             <w:tcMar>
-              <w:top w:type="dxa" w:w="80"/>
-              <w:left w:type="dxa" w:w="120"/>
-              <w:bottom w:type="dxa" w:w="80"/>
+              <w:top w:type="dxa" w:w="40"/>
+              <w:left w:type="dxa" w:w="120"/>
+              <w:bottom w:type="dxa" w:w="40"/>
               <w:right w:type="dxa" w:w="120"/>
             </w:tcMar>
             <w:vAlign w:val="top"/>
@@ -612,6 +632,9 @@
         </w:tc>
       </w:tr>
       <w:tr>
+        <w:trPr>
+          <w:cantSplit/>
+        </w:trPr>
         <w:tc>
           <w:tcPr>
             <w:tcW w:type="dxa" w:w="760"/>
@@ -623,9 +646,9 @@
             </w:tcBorders>
             <w:shd w:fill="FFFFFF" w:color="auto" w:val="clear"/>
             <w:tcMar>
-              <w:top w:type="dxa" w:w="80"/>
-              <w:left w:type="dxa" w:w="120"/>
-              <w:bottom w:type="dxa" w:w="80"/>
+              <w:top w:type="dxa" w:w="40"/>
+              <w:left w:type="dxa" w:w="120"/>
+              <w:bottom w:type="dxa" w:w="40"/>
               <w:right w:type="dxa" w:w="120"/>
             </w:tcMar>
             <w:vAlign w:val="top"/>
@@ -653,9 +676,9 @@
             </w:tcBorders>
             <w:shd w:fill="FFFFFF" w:color="auto" w:val="clear"/>
             <w:tcMar>
-              <w:top w:type="dxa" w:w="80"/>
-              <w:left w:type="dxa" w:w="120"/>
-              <w:bottom w:type="dxa" w:w="80"/>
+              <w:top w:type="dxa" w:w="40"/>
+              <w:left w:type="dxa" w:w="120"/>
+              <w:bottom w:type="dxa" w:w="40"/>
               <w:right w:type="dxa" w:w="120"/>
             </w:tcMar>
             <w:vAlign w:val="top"/>
@@ -672,7 +695,7 @@
         </w:tc>
         <w:tc>
           <w:tcPr>
-            <w:tcW w:type="dxa" w:w="3083"/>
+            <w:tcW w:type="dxa" w:w="3101"/>
             <w:tcBorders>
               <w:top w:val="single" w:color="D1D5DB" w:sz="4"/>
               <w:left w:val="single" w:color="D1D5DB" w:sz="4"/>
@@ -681,9 +704,9 @@
             </w:tcBorders>
             <w:shd w:fill="FFFFFF" w:color="auto" w:val="clear"/>
             <w:tcMar>
-              <w:top w:type="dxa" w:w="80"/>
-              <w:left w:type="dxa" w:w="120"/>
-              <w:bottom w:type="dxa" w:w="80"/>
+              <w:top w:type="dxa" w:w="40"/>
+              <w:left w:type="dxa" w:w="120"/>
+              <w:bottom w:type="dxa" w:w="40"/>
               <w:right w:type="dxa" w:w="120"/>
             </w:tcMar>
             <w:vAlign w:val="top"/>
@@ -700,7 +723,7 @@
         </w:tc>
         <w:tc>
           <w:tcPr>
-            <w:tcW w:type="dxa" w:w="3084"/>
+            <w:tcW w:type="dxa" w:w="3066"/>
             <w:tcBorders>
               <w:top w:val="single" w:color="D1D5DB" w:sz="4"/>
               <w:left w:val="single" w:color="D1D5DB" w:sz="4"/>
@@ -709,25 +732,28 @@
             </w:tcBorders>
             <w:shd w:fill="FFFFFF" w:color="auto" w:val="clear"/>
             <w:tcMar>
-              <w:top w:type="dxa" w:w="80"/>
-              <w:left w:type="dxa" w:w="120"/>
-              <w:bottom w:type="dxa" w:w="80"/>
-              <w:right w:type="dxa" w:w="120"/>
-            </w:tcMar>
-            <w:vAlign w:val="top"/>
-          </w:tcPr>
-          <w:p>
-            <w:r>
-              <w:rPr>
-                <w:sz w:val="20"/>
-                <w:szCs w:val="20"/>
-              </w:rPr>
-              <w:t xml:space="preserve">The ELBO and reparameterisation are the core ideas examiners expect. Today VAEs matter mostly as the compression stage of latent diffusion and as discrete tokenisers (VQ) for multimodal models, which links week 2 to weeks 4 and 9.</w:t>
+              <w:top w:type="dxa" w:w="40"/>
+              <w:left w:type="dxa" w:w="120"/>
+              <w:bottom w:type="dxa" w:w="40"/>
+              <w:right w:type="dxa" w:w="120"/>
+            </w:tcMar>
+            <w:vAlign w:val="top"/>
+          </w:tcPr>
+          <w:p>
+            <w:r>
+              <w:rPr>
+                <w:sz w:val="20"/>
+                <w:szCs w:val="20"/>
+              </w:rPr>
+              <w:t xml:space="preserve">The ELBO and reparameterisation explain how a VAE learns a distribution. Image compression in latent diffusion and discrete VQ tokenisers for multimodal models give concrete applications, linking week 2 to weeks 4 and 9.</w:t>
             </w:r>
           </w:p>
         </w:tc>
       </w:tr>
       <w:tr>
+        <w:trPr>
+          <w:cantSplit/>
+        </w:trPr>
         <w:tc>
           <w:tcPr>
             <w:tcW w:type="dxa" w:w="760"/>
@@ -739,9 +765,9 @@
             </w:tcBorders>
             <w:shd w:fill="EEF0FF" w:color="auto" w:val="clear"/>
             <w:tcMar>
-              <w:top w:type="dxa" w:w="80"/>
-              <w:left w:type="dxa" w:w="120"/>
-              <w:bottom w:type="dxa" w:w="80"/>
+              <w:top w:type="dxa" w:w="40"/>
+              <w:left w:type="dxa" w:w="120"/>
+              <w:bottom w:type="dxa" w:w="40"/>
               <w:right w:type="dxa" w:w="120"/>
             </w:tcMar>
             <w:vAlign w:val="top"/>
@@ -769,9 +795,9 @@
             </w:tcBorders>
             <w:shd w:fill="EEF0FF" w:color="auto" w:val="clear"/>
             <w:tcMar>
-              <w:top w:type="dxa" w:w="80"/>
-              <w:left w:type="dxa" w:w="120"/>
-              <w:bottom w:type="dxa" w:w="80"/>
+              <w:top w:type="dxa" w:w="40"/>
+              <w:left w:type="dxa" w:w="120"/>
+              <w:bottom w:type="dxa" w:w="40"/>
               <w:right w:type="dxa" w:w="120"/>
             </w:tcMar>
             <w:vAlign w:val="top"/>
@@ -788,7 +814,7 @@
         </w:tc>
         <w:tc>
           <w:tcPr>
-            <w:tcW w:type="dxa" w:w="3083"/>
+            <w:tcW w:type="dxa" w:w="3101"/>
             <w:tcBorders>
               <w:top w:val="single" w:color="D1D5DB" w:sz="4"/>
               <w:left w:val="single" w:color="D1D5DB" w:sz="4"/>
@@ -797,9 +823,9 @@
             </w:tcBorders>
             <w:shd w:fill="EEF0FF" w:color="auto" w:val="clear"/>
             <w:tcMar>
-              <w:top w:type="dxa" w:w="80"/>
-              <w:left w:type="dxa" w:w="120"/>
-              <w:bottom w:type="dxa" w:w="80"/>
+              <w:top w:type="dxa" w:w="40"/>
+              <w:left w:type="dxa" w:w="120"/>
+              <w:bottom w:type="dxa" w:w="40"/>
               <w:right w:type="dxa" w:w="120"/>
             </w:tcMar>
             <w:vAlign w:val="top"/>
@@ -816,7 +842,7 @@
         </w:tc>
         <w:tc>
           <w:tcPr>
-            <w:tcW w:type="dxa" w:w="3084"/>
+            <w:tcW w:type="dxa" w:w="3066"/>
             <w:tcBorders>
               <w:top w:val="single" w:color="D1D5DB" w:sz="4"/>
               <w:left w:val="single" w:color="D1D5DB" w:sz="4"/>
@@ -825,9 +851,9 @@
             </w:tcBorders>
             <w:shd w:fill="EEF0FF" w:color="auto" w:val="clear"/>
             <w:tcMar>
-              <w:top w:type="dxa" w:w="80"/>
-              <w:left w:type="dxa" w:w="120"/>
-              <w:bottom w:type="dxa" w:w="80"/>
+              <w:top w:type="dxa" w:w="40"/>
+              <w:left w:type="dxa" w:w="120"/>
+              <w:bottom w:type="dxa" w:w="40"/>
               <w:right w:type="dxa" w:w="120"/>
             </w:tcMar>
             <w:vAlign w:val="top"/>
@@ -844,6 +870,9 @@
         </w:tc>
       </w:tr>
       <w:tr>
+        <w:trPr>
+          <w:cantSplit/>
+        </w:trPr>
         <w:tc>
           <w:tcPr>
             <w:tcW w:type="dxa" w:w="760"/>
@@ -855,9 +884,9 @@
             </w:tcBorders>
             <w:shd w:fill="FFFFFF" w:color="auto" w:val="clear"/>
             <w:tcMar>
-              <w:top w:type="dxa" w:w="80"/>
-              <w:left w:type="dxa" w:w="120"/>
-              <w:bottom w:type="dxa" w:w="80"/>
+              <w:top w:type="dxa" w:w="40"/>
+              <w:left w:type="dxa" w:w="120"/>
+              <w:bottom w:type="dxa" w:w="40"/>
               <w:right w:type="dxa" w:w="120"/>
             </w:tcMar>
             <w:vAlign w:val="top"/>
@@ -885,9 +914,9 @@
             </w:tcBorders>
             <w:shd w:fill="FFFFFF" w:color="auto" w:val="clear"/>
             <w:tcMar>
-              <w:top w:type="dxa" w:w="80"/>
-              <w:left w:type="dxa" w:w="120"/>
-              <w:bottom w:type="dxa" w:w="80"/>
+              <w:top w:type="dxa" w:w="40"/>
+              <w:left w:type="dxa" w:w="120"/>
+              <w:bottom w:type="dxa" w:w="40"/>
               <w:right w:type="dxa" w:w="120"/>
             </w:tcMar>
             <w:vAlign w:val="top"/>
@@ -904,7 +933,7 @@
         </w:tc>
         <w:tc>
           <w:tcPr>
-            <w:tcW w:type="dxa" w:w="3083"/>
+            <w:tcW w:type="dxa" w:w="3101"/>
             <w:tcBorders>
               <w:top w:val="single" w:color="D1D5DB" w:sz="4"/>
               <w:left w:val="single" w:color="D1D5DB" w:sz="4"/>
@@ -913,9 +942,9 @@
             </w:tcBorders>
             <w:shd w:fill="FFFFFF" w:color="auto" w:val="clear"/>
             <w:tcMar>
-              <w:top w:type="dxa" w:w="80"/>
-              <w:left w:type="dxa" w:w="120"/>
-              <w:bottom w:type="dxa" w:w="80"/>
+              <w:top w:type="dxa" w:w="40"/>
+              <w:left w:type="dxa" w:w="120"/>
+              <w:bottom w:type="dxa" w:w="40"/>
               <w:right w:type="dxa" w:w="120"/>
             </w:tcMar>
             <w:vAlign w:val="top"/>
@@ -932,7 +961,7 @@
         </w:tc>
         <w:tc>
           <w:tcPr>
-            <w:tcW w:type="dxa" w:w="3084"/>
+            <w:tcW w:type="dxa" w:w="3066"/>
             <w:tcBorders>
               <w:top w:val="single" w:color="D1D5DB" w:sz="4"/>
               <w:left w:val="single" w:color="D1D5DB" w:sz="4"/>
@@ -941,9 +970,9 @@
             </w:tcBorders>
             <w:shd w:fill="FFFFFF" w:color="auto" w:val="clear"/>
             <w:tcMar>
-              <w:top w:type="dxa" w:w="80"/>
-              <w:left w:type="dxa" w:w="120"/>
-              <w:bottom w:type="dxa" w:w="80"/>
+              <w:top w:type="dxa" w:w="40"/>
+              <w:left w:type="dxa" w:w="120"/>
+              <w:bottom w:type="dxa" w:w="40"/>
               <w:right w:type="dxa" w:w="120"/>
             </w:tcMar>
             <w:vAlign w:val="top"/>
@@ -960,6 +989,9 @@
         </w:tc>
       </w:tr>
       <w:tr>
+        <w:trPr>
+          <w:cantSplit/>
+        </w:trPr>
         <w:tc>
           <w:tcPr>
             <w:tcW w:type="dxa" w:w="760"/>
@@ -971,9 +1003,9 @@
             </w:tcBorders>
             <w:shd w:fill="EEF0FF" w:color="auto" w:val="clear"/>
             <w:tcMar>
-              <w:top w:type="dxa" w:w="80"/>
-              <w:left w:type="dxa" w:w="120"/>
-              <w:bottom w:type="dxa" w:w="80"/>
+              <w:top w:type="dxa" w:w="40"/>
+              <w:left w:type="dxa" w:w="120"/>
+              <w:bottom w:type="dxa" w:w="40"/>
               <w:right w:type="dxa" w:w="120"/>
             </w:tcMar>
             <w:vAlign w:val="top"/>
@@ -1001,9 +1033,9 @@
             </w:tcBorders>
             <w:shd w:fill="EEF0FF" w:color="auto" w:val="clear"/>
             <w:tcMar>
-              <w:top w:type="dxa" w:w="80"/>
-              <w:left w:type="dxa" w:w="120"/>
-              <w:bottom w:type="dxa" w:w="80"/>
+              <w:top w:type="dxa" w:w="40"/>
+              <w:left w:type="dxa" w:w="120"/>
+              <w:bottom w:type="dxa" w:w="40"/>
               <w:right w:type="dxa" w:w="120"/>
             </w:tcMar>
             <w:vAlign w:val="top"/>
@@ -1020,7 +1052,7 @@
         </w:tc>
         <w:tc>
           <w:tcPr>
-            <w:tcW w:type="dxa" w:w="3083"/>
+            <w:tcW w:type="dxa" w:w="3101"/>
             <w:tcBorders>
               <w:top w:val="single" w:color="D1D5DB" w:sz="4"/>
               <w:left w:val="single" w:color="D1D5DB" w:sz="4"/>
@@ -1029,9 +1061,9 @@
             </w:tcBorders>
             <w:shd w:fill="EEF0FF" w:color="auto" w:val="clear"/>
             <w:tcMar>
-              <w:top w:type="dxa" w:w="80"/>
-              <w:left w:type="dxa" w:w="120"/>
-              <w:bottom w:type="dxa" w:w="80"/>
+              <w:top w:type="dxa" w:w="40"/>
+              <w:left w:type="dxa" w:w="120"/>
+              <w:bottom w:type="dxa" w:w="40"/>
               <w:right w:type="dxa" w:w="120"/>
             </w:tcMar>
             <w:vAlign w:val="top"/>
@@ -1048,7 +1080,7 @@
         </w:tc>
         <w:tc>
           <w:tcPr>
-            <w:tcW w:type="dxa" w:w="3084"/>
+            <w:tcW w:type="dxa" w:w="3066"/>
             <w:tcBorders>
               <w:top w:val="single" w:color="D1D5DB" w:sz="4"/>
               <w:left w:val="single" w:color="D1D5DB" w:sz="4"/>
@@ -1057,25 +1089,28 @@
             </w:tcBorders>
             <w:shd w:fill="EEF0FF" w:color="auto" w:val="clear"/>
             <w:tcMar>
-              <w:top w:type="dxa" w:w="80"/>
-              <w:left w:type="dxa" w:w="120"/>
-              <w:bottom w:type="dxa" w:w="80"/>
-              <w:right w:type="dxa" w:w="120"/>
-            </w:tcMar>
-            <w:vAlign w:val="top"/>
-          </w:tcPr>
-          <w:p>
-            <w:r>
-              <w:rPr>
-                <w:sz w:val="20"/>
-                <w:szCs w:val="20"/>
-              </w:rPr>
-              <w:t xml:space="preserve">These are the components every current LLM uses (rotary positions, KV cache, mixture-of-experts) and the vocabulary of model documentation. The added tutorial makes the original lab description concrete.</w:t>
+              <w:top w:type="dxa" w:w="40"/>
+              <w:left w:type="dxa" w:w="120"/>
+              <w:bottom w:type="dxa" w:w="40"/>
+              <w:right w:type="dxa" w:w="120"/>
+            </w:tcMar>
+            <w:vAlign w:val="top"/>
+          </w:tcPr>
+          <w:p>
+            <w:r>
+              <w:rPr>
+                <w:sz w:val="20"/>
+                <w:szCs w:val="20"/>
+              </w:rPr>
+              <w:t xml:space="preserve">These concepts help students read model documentation. Rotary positions, KV caches and mixture-of-experts are useful examples; implementations differ across models. The added tutorial makes the original lab description concrete.</w:t>
             </w:r>
           </w:p>
         </w:tc>
       </w:tr>
       <w:tr>
+        <w:trPr>
+          <w:cantSplit/>
+        </w:trPr>
         <w:tc>
           <w:tcPr>
             <w:tcW w:type="dxa" w:w="760"/>
@@ -1087,9 +1122,9 @@
             </w:tcBorders>
             <w:shd w:fill="FFFFFF" w:color="auto" w:val="clear"/>
             <w:tcMar>
-              <w:top w:type="dxa" w:w="80"/>
-              <w:left w:type="dxa" w:w="120"/>
-              <w:bottom w:type="dxa" w:w="80"/>
+              <w:top w:type="dxa" w:w="40"/>
+              <w:left w:type="dxa" w:w="120"/>
+              <w:bottom w:type="dxa" w:w="40"/>
               <w:right w:type="dxa" w:w="120"/>
             </w:tcMar>
             <w:vAlign w:val="top"/>
@@ -1117,9 +1152,9 @@
             </w:tcBorders>
             <w:shd w:fill="FFFFFF" w:color="auto" w:val="clear"/>
             <w:tcMar>
-              <w:top w:type="dxa" w:w="80"/>
-              <w:left w:type="dxa" w:w="120"/>
-              <w:bottom w:type="dxa" w:w="80"/>
+              <w:top w:type="dxa" w:w="40"/>
+              <w:left w:type="dxa" w:w="120"/>
+              <w:bottom w:type="dxa" w:w="40"/>
               <w:right w:type="dxa" w:w="120"/>
             </w:tcMar>
             <w:vAlign w:val="top"/>
@@ -1136,7 +1171,7 @@
         </w:tc>
         <w:tc>
           <w:tcPr>
-            <w:tcW w:type="dxa" w:w="3083"/>
+            <w:tcW w:type="dxa" w:w="3101"/>
             <w:tcBorders>
               <w:top w:val="single" w:color="D1D5DB" w:sz="4"/>
               <w:left w:val="single" w:color="D1D5DB" w:sz="4"/>
@@ -1145,9 +1180,9 @@
             </w:tcBorders>
             <w:shd w:fill="FFFFFF" w:color="auto" w:val="clear"/>
             <w:tcMar>
-              <w:top w:type="dxa" w:w="80"/>
-              <w:left w:type="dxa" w:w="120"/>
-              <w:bottom w:type="dxa" w:w="80"/>
+              <w:top w:type="dxa" w:w="40"/>
+              <w:left w:type="dxa" w:w="120"/>
+              <w:bottom w:type="dxa" w:w="40"/>
               <w:right w:type="dxa" w:w="120"/>
             </w:tcMar>
             <w:vAlign w:val="top"/>
@@ -1164,7 +1199,7 @@
         </w:tc>
         <w:tc>
           <w:tcPr>
-            <w:tcW w:type="dxa" w:w="3084"/>
+            <w:tcW w:type="dxa" w:w="3066"/>
             <w:tcBorders>
               <w:top w:val="single" w:color="D1D5DB" w:sz="4"/>
               <w:left w:val="single" w:color="D1D5DB" w:sz="4"/>
@@ -1173,9 +1208,9 @@
             </w:tcBorders>
             <w:shd w:fill="FFFFFF" w:color="auto" w:val="clear"/>
             <w:tcMar>
-              <w:top w:type="dxa" w:w="80"/>
-              <w:left w:type="dxa" w:w="120"/>
-              <w:bottom w:type="dxa" w:w="80"/>
+              <w:top w:type="dxa" w:w="40"/>
+              <w:left w:type="dxa" w:w="120"/>
+              <w:bottom w:type="dxa" w:w="40"/>
               <w:right w:type="dxa" w:w="120"/>
             </w:tcMar>
             <w:vAlign w:val="top"/>
@@ -1192,6 +1227,9 @@
         </w:tc>
       </w:tr>
       <w:tr>
+        <w:trPr>
+          <w:cantSplit/>
+        </w:trPr>
         <w:tc>
           <w:tcPr>
             <w:tcW w:type="dxa" w:w="760"/>
@@ -1203,9 +1241,9 @@
             </w:tcBorders>
             <w:shd w:fill="EEF0FF" w:color="auto" w:val="clear"/>
             <w:tcMar>
-              <w:top w:type="dxa" w:w="80"/>
-              <w:left w:type="dxa" w:w="120"/>
-              <w:bottom w:type="dxa" w:w="80"/>
+              <w:top w:type="dxa" w:w="40"/>
+              <w:left w:type="dxa" w:w="120"/>
+              <w:bottom w:type="dxa" w:w="40"/>
               <w:right w:type="dxa" w:w="120"/>
             </w:tcMar>
             <w:vAlign w:val="top"/>
@@ -1233,9 +1271,9 @@
             </w:tcBorders>
             <w:shd w:fill="EEF0FF" w:color="auto" w:val="clear"/>
             <w:tcMar>
-              <w:top w:type="dxa" w:w="80"/>
-              <w:left w:type="dxa" w:w="120"/>
-              <w:bottom w:type="dxa" w:w="80"/>
+              <w:top w:type="dxa" w:w="40"/>
+              <w:left w:type="dxa" w:w="120"/>
+              <w:bottom w:type="dxa" w:w="40"/>
               <w:right w:type="dxa" w:w="120"/>
             </w:tcMar>
             <w:vAlign w:val="top"/>
@@ -1252,7 +1290,7 @@
         </w:tc>
         <w:tc>
           <w:tcPr>
-            <w:tcW w:type="dxa" w:w="3083"/>
+            <w:tcW w:type="dxa" w:w="3101"/>
             <w:tcBorders>
               <w:top w:val="single" w:color="D1D5DB" w:sz="4"/>
               <w:left w:val="single" w:color="D1D5DB" w:sz="4"/>
@@ -1261,9 +1299,9 @@
             </w:tcBorders>
             <w:shd w:fill="EEF0FF" w:color="auto" w:val="clear"/>
             <w:tcMar>
-              <w:top w:type="dxa" w:w="80"/>
-              <w:left w:type="dxa" w:w="120"/>
-              <w:bottom w:type="dxa" w:w="80"/>
+              <w:top w:type="dxa" w:w="40"/>
+              <w:left w:type="dxa" w:w="120"/>
+              <w:bottom w:type="dxa" w:w="40"/>
               <w:right w:type="dxa" w:w="120"/>
             </w:tcMar>
             <w:vAlign w:val="top"/>
@@ -1280,7 +1318,7 @@
         </w:tc>
         <w:tc>
           <w:tcPr>
-            <w:tcW w:type="dxa" w:w="3084"/>
+            <w:tcW w:type="dxa" w:w="3066"/>
             <w:tcBorders>
               <w:top w:val="single" w:color="D1D5DB" w:sz="4"/>
               <w:left w:val="single" w:color="D1D5DB" w:sz="4"/>
@@ -1289,9 +1327,9 @@
             </w:tcBorders>
             <w:shd w:fill="EEF0FF" w:color="auto" w:val="clear"/>
             <w:tcMar>
-              <w:top w:type="dxa" w:w="80"/>
-              <w:left w:type="dxa" w:w="120"/>
-              <w:bottom w:type="dxa" w:w="80"/>
+              <w:top w:type="dxa" w:w="40"/>
+              <w:left w:type="dxa" w:w="120"/>
+              <w:bottom w:type="dxa" w:w="40"/>
               <w:right w:type="dxa" w:w="120"/>
             </w:tcMar>
             <w:vAlign w:val="top"/>
@@ -1308,6 +1346,9 @@
         </w:tc>
       </w:tr>
       <w:tr>
+        <w:trPr>
+          <w:cantSplit/>
+        </w:trPr>
         <w:tc>
           <w:tcPr>
             <w:tcW w:type="dxa" w:w="760"/>
@@ -1319,9 +1360,9 @@
             </w:tcBorders>
             <w:shd w:fill="FFFFFF" w:color="auto" w:val="clear"/>
             <w:tcMar>
-              <w:top w:type="dxa" w:w="80"/>
-              <w:left w:type="dxa" w:w="120"/>
-              <w:bottom w:type="dxa" w:w="80"/>
+              <w:top w:type="dxa" w:w="40"/>
+              <w:left w:type="dxa" w:w="120"/>
+              <w:bottom w:type="dxa" w:w="40"/>
               <w:right w:type="dxa" w:w="120"/>
             </w:tcMar>
             <w:vAlign w:val="top"/>
@@ -1349,9 +1390,9 @@
             </w:tcBorders>
             <w:shd w:fill="FFFFFF" w:color="auto" w:val="clear"/>
             <w:tcMar>
-              <w:top w:type="dxa" w:w="80"/>
-              <w:left w:type="dxa" w:w="120"/>
-              <w:bottom w:type="dxa" w:w="80"/>
+              <w:top w:type="dxa" w:w="40"/>
+              <w:left w:type="dxa" w:w="120"/>
+              <w:bottom w:type="dxa" w:w="40"/>
               <w:right w:type="dxa" w:w="120"/>
             </w:tcMar>
             <w:vAlign w:val="top"/>
@@ -1368,7 +1409,7 @@
         </w:tc>
         <w:tc>
           <w:tcPr>
-            <w:tcW w:type="dxa" w:w="3083"/>
+            <w:tcW w:type="dxa" w:w="3101"/>
             <w:tcBorders>
               <w:top w:val="single" w:color="D1D5DB" w:sz="4"/>
               <w:left w:val="single" w:color="D1D5DB" w:sz="4"/>
@@ -1377,9 +1418,9 @@
             </w:tcBorders>
             <w:shd w:fill="FFFFFF" w:color="auto" w:val="clear"/>
             <w:tcMar>
-              <w:top w:type="dxa" w:w="80"/>
-              <w:left w:type="dxa" w:w="120"/>
-              <w:bottom w:type="dxa" w:w="80"/>
+              <w:top w:type="dxa" w:w="40"/>
+              <w:left w:type="dxa" w:w="120"/>
+              <w:bottom w:type="dxa" w:w="40"/>
               <w:right w:type="dxa" w:w="120"/>
             </w:tcMar>
             <w:vAlign w:val="top"/>
@@ -1396,7 +1437,7 @@
         </w:tc>
         <w:tc>
           <w:tcPr>
-            <w:tcW w:type="dxa" w:w="3084"/>
+            <w:tcW w:type="dxa" w:w="3066"/>
             <w:tcBorders>
               <w:top w:val="single" w:color="D1D5DB" w:sz="4"/>
               <w:left w:val="single" w:color="D1D5DB" w:sz="4"/>
@@ -1405,9 +1446,9 @@
             </w:tcBorders>
             <w:shd w:fill="FFFFFF" w:color="auto" w:val="clear"/>
             <w:tcMar>
-              <w:top w:type="dxa" w:w="80"/>
-              <w:left w:type="dxa" w:w="120"/>
-              <w:bottom w:type="dxa" w:w="80"/>
+              <w:top w:type="dxa" w:w="40"/>
+              <w:left w:type="dxa" w:w="120"/>
+              <w:bottom w:type="dxa" w:w="40"/>
               <w:right w:type="dxa" w:w="120"/>
             </w:tcMar>
             <w:vAlign w:val="top"/>
@@ -1424,6 +1465,9 @@
         </w:tc>
       </w:tr>
       <w:tr>
+        <w:trPr>
+          <w:cantSplit/>
+        </w:trPr>
         <w:tc>
           <w:tcPr>
             <w:tcW w:type="dxa" w:w="760"/>
@@ -1435,9 +1479,9 @@
             </w:tcBorders>
             <w:shd w:fill="EEF0FF" w:color="auto" w:val="clear"/>
             <w:tcMar>
-              <w:top w:type="dxa" w:w="80"/>
-              <w:left w:type="dxa" w:w="120"/>
-              <w:bottom w:type="dxa" w:w="80"/>
+              <w:top w:type="dxa" w:w="40"/>
+              <w:left w:type="dxa" w:w="120"/>
+              <w:bottom w:type="dxa" w:w="40"/>
               <w:right w:type="dxa" w:w="120"/>
             </w:tcMar>
             <w:vAlign w:val="top"/>
@@ -1465,9 +1509,9 @@
             </w:tcBorders>
             <w:shd w:fill="EEF0FF" w:color="auto" w:val="clear"/>
             <w:tcMar>
-              <w:top w:type="dxa" w:w="80"/>
-              <w:left w:type="dxa" w:w="120"/>
-              <w:bottom w:type="dxa" w:w="80"/>
+              <w:top w:type="dxa" w:w="40"/>
+              <w:left w:type="dxa" w:w="120"/>
+              <w:bottom w:type="dxa" w:w="40"/>
               <w:right w:type="dxa" w:w="120"/>
             </w:tcMar>
             <w:vAlign w:val="top"/>
@@ -1484,7 +1528,7 @@
         </w:tc>
         <w:tc>
           <w:tcPr>
-            <w:tcW w:type="dxa" w:w="3083"/>
+            <w:tcW w:type="dxa" w:w="3101"/>
             <w:tcBorders>
               <w:top w:val="single" w:color="D1D5DB" w:sz="4"/>
               <w:left w:val="single" w:color="D1D5DB" w:sz="4"/>
@@ -1493,9 +1537,9 @@
             </w:tcBorders>
             <w:shd w:fill="EEF0FF" w:color="auto" w:val="clear"/>
             <w:tcMar>
-              <w:top w:type="dxa" w:w="80"/>
-              <w:left w:type="dxa" w:w="120"/>
-              <w:bottom w:type="dxa" w:w="80"/>
+              <w:top w:type="dxa" w:w="40"/>
+              <w:left w:type="dxa" w:w="120"/>
+              <w:bottom w:type="dxa" w:w="40"/>
               <w:right w:type="dxa" w:w="120"/>
             </w:tcMar>
             <w:vAlign w:val="top"/>
@@ -1512,7 +1556,7 @@
         </w:tc>
         <w:tc>
           <w:tcPr>
-            <w:tcW w:type="dxa" w:w="3084"/>
+            <w:tcW w:type="dxa" w:w="3066"/>
             <w:tcBorders>
               <w:top w:val="single" w:color="D1D5DB" w:sz="4"/>
               <w:left w:val="single" w:color="D1D5DB" w:sz="4"/>
@@ -1521,9 +1565,9 @@
             </w:tcBorders>
             <w:shd w:fill="EEF0FF" w:color="auto" w:val="clear"/>
             <w:tcMar>
-              <w:top w:type="dxa" w:w="80"/>
-              <w:left w:type="dxa" w:w="120"/>
-              <w:bottom w:type="dxa" w:w="80"/>
+              <w:top w:type="dxa" w:w="40"/>
+              <w:left w:type="dxa" w:w="120"/>
+              <w:bottom w:type="dxa" w:w="40"/>
               <w:right w:type="dxa" w:w="120"/>
             </w:tcMar>
             <w:vAlign w:val="top"/>
@@ -1540,6 +1584,9 @@
         </w:tc>
       </w:tr>
       <w:tr>
+        <w:trPr>
+          <w:cantSplit/>
+        </w:trPr>
         <w:tc>
           <w:tcPr>
             <w:tcW w:type="dxa" w:w="760"/>
@@ -1551,9 +1598,9 @@
             </w:tcBorders>
             <w:shd w:fill="FFFFFF" w:color="auto" w:val="clear"/>
             <w:tcMar>
-              <w:top w:type="dxa" w:w="80"/>
-              <w:left w:type="dxa" w:w="120"/>
-              <w:bottom w:type="dxa" w:w="80"/>
+              <w:top w:type="dxa" w:w="40"/>
+              <w:left w:type="dxa" w:w="120"/>
+              <w:bottom w:type="dxa" w:w="40"/>
               <w:right w:type="dxa" w:w="120"/>
             </w:tcMar>
             <w:vAlign w:val="top"/>
@@ -1581,9 +1628,9 @@
             </w:tcBorders>
             <w:shd w:fill="FFFFFF" w:color="auto" w:val="clear"/>
             <w:tcMar>
-              <w:top w:type="dxa" w:w="80"/>
-              <w:left w:type="dxa" w:w="120"/>
-              <w:bottom w:type="dxa" w:w="80"/>
+              <w:top w:type="dxa" w:w="40"/>
+              <w:left w:type="dxa" w:w="120"/>
+              <w:bottom w:type="dxa" w:w="40"/>
               <w:right w:type="dxa" w:w="120"/>
             </w:tcMar>
             <w:vAlign w:val="top"/>
@@ -1600,7 +1647,7 @@
         </w:tc>
         <w:tc>
           <w:tcPr>
-            <w:tcW w:type="dxa" w:w="3083"/>
+            <w:tcW w:type="dxa" w:w="3101"/>
             <w:tcBorders>
               <w:top w:val="single" w:color="D1D5DB" w:sz="4"/>
               <w:left w:val="single" w:color="D1D5DB" w:sz="4"/>
@@ -1609,9 +1656,9 @@
             </w:tcBorders>
             <w:shd w:fill="FFFFFF" w:color="auto" w:val="clear"/>
             <w:tcMar>
-              <w:top w:type="dxa" w:w="80"/>
-              <w:left w:type="dxa" w:w="120"/>
-              <w:bottom w:type="dxa" w:w="80"/>
+              <w:top w:type="dxa" w:w="40"/>
+              <w:left w:type="dxa" w:w="120"/>
+              <w:bottom w:type="dxa" w:w="40"/>
               <w:right w:type="dxa" w:w="120"/>
             </w:tcMar>
             <w:vAlign w:val="top"/>
@@ -1628,7 +1675,7 @@
         </w:tc>
         <w:tc>
           <w:tcPr>
-            <w:tcW w:type="dxa" w:w="3084"/>
+            <w:tcW w:type="dxa" w:w="3066"/>
             <w:tcBorders>
               <w:top w:val="single" w:color="D1D5DB" w:sz="4"/>
               <w:left w:val="single" w:color="D1D5DB" w:sz="4"/>
@@ -1637,25 +1684,28 @@
             </w:tcBorders>
             <w:shd w:fill="FFFFFF" w:color="auto" w:val="clear"/>
             <w:tcMar>
-              <w:top w:type="dxa" w:w="80"/>
-              <w:left w:type="dxa" w:w="120"/>
-              <w:bottom w:type="dxa" w:w="80"/>
-              <w:right w:type="dxa" w:w="120"/>
-            </w:tcMar>
-            <w:vAlign w:val="top"/>
-          </w:tcPr>
-          <w:p>
-            <w:r>
-              <w:rPr>
-                <w:sz w:val="20"/>
-                <w:szCs w:val="20"/>
-              </w:rPr>
-              <w:t xml:space="preserve">Multimodal assistants and realistic synthetic media are now mainstream, and the EU AI Act requires machine-readable marking of AI-generated content from August 2026. Evaluation and responsible use of generated media therefore belong in this week.</w:t>
+              <w:top w:type="dxa" w:w="40"/>
+              <w:left w:type="dxa" w:w="120"/>
+              <w:bottom w:type="dxa" w:w="40"/>
+              <w:right w:type="dxa" w:w="120"/>
+            </w:tcMar>
+            <w:vAlign w:val="top"/>
+          </w:tcPr>
+          <w:p>
+            <w:r>
+              <w:rPr>
+                <w:sz w:val="20"/>
+                <w:szCs w:val="20"/>
+              </w:rPr>
+              <w:t xml:space="preserve">Generated media needs evaluation and responsible use. Article 50(2) assigns marking duties to providers within scope, with exceptions; Article 111(4) gives older systems a transition to 2 December 2026. Students distinguish these duties from deployer disclosure.</w:t>
             </w:r>
           </w:p>
         </w:tc>
       </w:tr>
       <w:tr>
+        <w:trPr>
+          <w:cantSplit/>
+        </w:trPr>
         <w:tc>
           <w:tcPr>
             <w:tcW w:type="dxa" w:w="760"/>
@@ -1667,9 +1717,9 @@
             </w:tcBorders>
             <w:shd w:fill="EEF0FF" w:color="auto" w:val="clear"/>
             <w:tcMar>
-              <w:top w:type="dxa" w:w="80"/>
-              <w:left w:type="dxa" w:w="120"/>
-              <w:bottom w:type="dxa" w:w="80"/>
+              <w:top w:type="dxa" w:w="40"/>
+              <w:left w:type="dxa" w:w="120"/>
+              <w:bottom w:type="dxa" w:w="40"/>
               <w:right w:type="dxa" w:w="120"/>
             </w:tcMar>
             <w:vAlign w:val="top"/>
@@ -1697,9 +1747,9 @@
             </w:tcBorders>
             <w:shd w:fill="EEF0FF" w:color="auto" w:val="clear"/>
             <w:tcMar>
-              <w:top w:type="dxa" w:w="80"/>
-              <w:left w:type="dxa" w:w="120"/>
-              <w:bottom w:type="dxa" w:w="80"/>
+              <w:top w:type="dxa" w:w="40"/>
+              <w:left w:type="dxa" w:w="120"/>
+              <w:bottom w:type="dxa" w:w="40"/>
               <w:right w:type="dxa" w:w="120"/>
             </w:tcMar>
             <w:vAlign w:val="top"/>
@@ -1716,7 +1766,7 @@
         </w:tc>
         <w:tc>
           <w:tcPr>
-            <w:tcW w:type="dxa" w:w="3083"/>
+            <w:tcW w:type="dxa" w:w="3101"/>
             <w:tcBorders>
               <w:top w:val="single" w:color="D1D5DB" w:sz="4"/>
               <w:left w:val="single" w:color="D1D5DB" w:sz="4"/>
@@ -1725,9 +1775,9 @@
             </w:tcBorders>
             <w:shd w:fill="EEF0FF" w:color="auto" w:val="clear"/>
             <w:tcMar>
-              <w:top w:type="dxa" w:w="80"/>
-              <w:left w:type="dxa" w:w="120"/>
-              <w:bottom w:type="dxa" w:w="80"/>
+              <w:top w:type="dxa" w:w="40"/>
+              <w:left w:type="dxa" w:w="120"/>
+              <w:bottom w:type="dxa" w:w="40"/>
               <w:right w:type="dxa" w:w="120"/>
             </w:tcMar>
             <w:vAlign w:val="top"/>
@@ -1744,7 +1794,7 @@
         </w:tc>
         <w:tc>
           <w:tcPr>
-            <w:tcW w:type="dxa" w:w="3084"/>
+            <w:tcW w:type="dxa" w:w="3066"/>
             <w:tcBorders>
               <w:top w:val="single" w:color="D1D5DB" w:sz="4"/>
               <w:left w:val="single" w:color="D1D5DB" w:sz="4"/>
@@ -1753,9 +1803,9 @@
             </w:tcBorders>
             <w:shd w:fill="EEF0FF" w:color="auto" w:val="clear"/>
             <w:tcMar>
-              <w:top w:type="dxa" w:w="80"/>
-              <w:left w:type="dxa" w:w="120"/>
-              <w:bottom w:type="dxa" w:w="80"/>
+              <w:top w:type="dxa" w:w="40"/>
+              <w:left w:type="dxa" w:w="120"/>
+              <w:bottom w:type="dxa" w:w="40"/>
               <w:right w:type="dxa" w:w="120"/>
             </w:tcMar>
             <w:vAlign w:val="top"/>
@@ -1772,6 +1822,9 @@
         </w:tc>
       </w:tr>
       <w:tr>
+        <w:trPr>
+          <w:cantSplit/>
+        </w:trPr>
         <w:tc>
           <w:tcPr>
             <w:tcW w:type="dxa" w:w="760"/>
@@ -1783,9 +1836,9 @@
             </w:tcBorders>
             <w:shd w:fill="FFFFFF" w:color="auto" w:val="clear"/>
             <w:tcMar>
-              <w:top w:type="dxa" w:w="80"/>
-              <w:left w:type="dxa" w:w="120"/>
-              <w:bottom w:type="dxa" w:w="80"/>
+              <w:top w:type="dxa" w:w="40"/>
+              <w:left w:type="dxa" w:w="120"/>
+              <w:bottom w:type="dxa" w:w="40"/>
               <w:right w:type="dxa" w:w="120"/>
             </w:tcMar>
             <w:vAlign w:val="top"/>
@@ -1813,9 +1866,9 @@
             </w:tcBorders>
             <w:shd w:fill="FFFFFF" w:color="auto" w:val="clear"/>
             <w:tcMar>
-              <w:top w:type="dxa" w:w="80"/>
-              <w:left w:type="dxa" w:w="120"/>
-              <w:bottom w:type="dxa" w:w="80"/>
+              <w:top w:type="dxa" w:w="40"/>
+              <w:left w:type="dxa" w:w="120"/>
+              <w:bottom w:type="dxa" w:w="40"/>
               <w:right w:type="dxa" w:w="120"/>
             </w:tcMar>
             <w:vAlign w:val="top"/>
@@ -1832,7 +1885,7 @@
         </w:tc>
         <w:tc>
           <w:tcPr>
-            <w:tcW w:type="dxa" w:w="3083"/>
+            <w:tcW w:type="dxa" w:w="3101"/>
             <w:tcBorders>
               <w:top w:val="single" w:color="D1D5DB" w:sz="4"/>
               <w:left w:val="single" w:color="D1D5DB" w:sz="4"/>
@@ -1841,9 +1894,9 @@
             </w:tcBorders>
             <w:shd w:fill="FFFFFF" w:color="auto" w:val="clear"/>
             <w:tcMar>
-              <w:top w:type="dxa" w:w="80"/>
-              <w:left w:type="dxa" w:w="120"/>
-              <w:bottom w:type="dxa" w:w="80"/>
+              <w:top w:type="dxa" w:w="40"/>
+              <w:left w:type="dxa" w:w="120"/>
+              <w:bottom w:type="dxa" w:w="40"/>
               <w:right w:type="dxa" w:w="120"/>
             </w:tcMar>
             <w:vAlign w:val="top"/>
@@ -1860,7 +1913,7 @@
         </w:tc>
         <w:tc>
           <w:tcPr>
-            <w:tcW w:type="dxa" w:w="3084"/>
+            <w:tcW w:type="dxa" w:w="3066"/>
             <w:tcBorders>
               <w:top w:val="single" w:color="D1D5DB" w:sz="4"/>
               <w:left w:val="single" w:color="D1D5DB" w:sz="4"/>
@@ -1869,9 +1922,9 @@
             </w:tcBorders>
             <w:shd w:fill="FFFFFF" w:color="auto" w:val="clear"/>
             <w:tcMar>
-              <w:top w:type="dxa" w:w="80"/>
-              <w:left w:type="dxa" w:w="120"/>
-              <w:bottom w:type="dxa" w:w="80"/>
+              <w:top w:type="dxa" w:w="40"/>
+              <w:left w:type="dxa" w:w="120"/>
+              <w:bottom w:type="dxa" w:w="40"/>
               <w:right w:type="dxa" w:w="120"/>
             </w:tcMar>
             <w:vAlign w:val="top"/>
@@ -1905,6 +1958,8 @@
     </w:p>
     <w:p>
       <w:pPr>
+        <w:keepNext w:val="false"/>
+        <w:keepLines/>
         <w:spacing w:after="140" w:line="288"/>
       </w:pPr>
       <w:r>
@@ -1940,6 +1995,7 @@
       </w:tblGrid>
       <w:tr>
         <w:trPr>
+          <w:cantSplit/>
           <w:tblHeader/>
         </w:trPr>
         <w:tc>
@@ -1953,9 +2009,9 @@
             </w:tcBorders>
             <w:shd w:fill="1E1B4B" w:color="auto" w:val="clear"/>
             <w:tcMar>
-              <w:top w:type="dxa" w:w="80"/>
-              <w:left w:type="dxa" w:w="120"/>
-              <w:bottom w:type="dxa" w:w="80"/>
+              <w:top w:type="dxa" w:w="40"/>
+              <w:left w:type="dxa" w:w="120"/>
+              <w:bottom w:type="dxa" w:w="40"/>
               <w:right w:type="dxa" w:w="120"/>
             </w:tcMar>
             <w:vAlign w:val="top"/>
@@ -1973,9 +2029,9 @@
             </w:tcBorders>
             <w:shd w:fill="1E1B4B" w:color="auto" w:val="clear"/>
             <w:tcMar>
-              <w:top w:type="dxa" w:w="80"/>
-              <w:left w:type="dxa" w:w="120"/>
-              <w:bottom w:type="dxa" w:w="80"/>
+              <w:top w:type="dxa" w:w="40"/>
+              <w:left w:type="dxa" w:w="120"/>
+              <w:bottom w:type="dxa" w:w="40"/>
               <w:right w:type="dxa" w:w="120"/>
             </w:tcMar>
             <w:vAlign w:val="top"/>
@@ -2004,9 +2060,9 @@
             </w:tcBorders>
             <w:shd w:fill="1E1B4B" w:color="auto" w:val="clear"/>
             <w:tcMar>
-              <w:top w:type="dxa" w:w="80"/>
-              <w:left w:type="dxa" w:w="120"/>
-              <w:bottom w:type="dxa" w:w="80"/>
+              <w:top w:type="dxa" w:w="40"/>
+              <w:left w:type="dxa" w:w="120"/>
+              <w:bottom w:type="dxa" w:w="40"/>
               <w:right w:type="dxa" w:w="120"/>
             </w:tcMar>
             <w:vAlign w:val="top"/>
@@ -2026,6 +2082,9 @@
         </w:tc>
       </w:tr>
       <w:tr>
+        <w:trPr>
+          <w:cantSplit/>
+        </w:trPr>
         <w:tc>
           <w:tcPr>
             <w:tcW w:type="dxa" w:w="1335"/>
@@ -2037,9 +2096,9 @@
             </w:tcBorders>
             <w:shd w:fill="EEF0FF" w:color="auto" w:val="clear"/>
             <w:tcMar>
-              <w:top w:type="dxa" w:w="80"/>
-              <w:left w:type="dxa" w:w="120"/>
-              <w:bottom w:type="dxa" w:w="80"/>
+              <w:top w:type="dxa" w:w="40"/>
+              <w:left w:type="dxa" w:w="120"/>
+              <w:bottom w:type="dxa" w:w="40"/>
               <w:right w:type="dxa" w:w="120"/>
             </w:tcMar>
             <w:vAlign w:val="top"/>
@@ -2067,9 +2126,9 @@
             </w:tcBorders>
             <w:shd w:fill="EEF0FF" w:color="auto" w:val="clear"/>
             <w:tcMar>
-              <w:top w:type="dxa" w:w="80"/>
-              <w:left w:type="dxa" w:w="120"/>
-              <w:bottom w:type="dxa" w:w="80"/>
+              <w:top w:type="dxa" w:w="40"/>
+              <w:left w:type="dxa" w:w="120"/>
+              <w:bottom w:type="dxa" w:w="40"/>
               <w:right w:type="dxa" w:w="120"/>
             </w:tcMar>
             <w:vAlign w:val="top"/>
@@ -2095,9 +2154,9 @@
             </w:tcBorders>
             <w:shd w:fill="EEF0FF" w:color="auto" w:val="clear"/>
             <w:tcMar>
-              <w:top w:type="dxa" w:w="80"/>
-              <w:left w:type="dxa" w:w="120"/>
-              <w:bottom w:type="dxa" w:w="80"/>
+              <w:top w:type="dxa" w:w="40"/>
+              <w:left w:type="dxa" w:w="120"/>
+              <w:bottom w:type="dxa" w:w="40"/>
               <w:right w:type="dxa" w:w="120"/>
             </w:tcMar>
             <w:vAlign w:val="top"/>
@@ -2114,6 +2173,9 @@
         </w:tc>
       </w:tr>
       <w:tr>
+        <w:trPr>
+          <w:cantSplit/>
+        </w:trPr>
         <w:tc>
           <w:tcPr>
             <w:tcW w:type="dxa" w:w="1335"/>
@@ -2125,9 +2187,9 @@
             </w:tcBorders>
             <w:shd w:fill="FFFFFF" w:color="auto" w:val="clear"/>
             <w:tcMar>
-              <w:top w:type="dxa" w:w="80"/>
-              <w:left w:type="dxa" w:w="120"/>
-              <w:bottom w:type="dxa" w:w="80"/>
+              <w:top w:type="dxa" w:w="40"/>
+              <w:left w:type="dxa" w:w="120"/>
+              <w:bottom w:type="dxa" w:w="40"/>
               <w:right w:type="dxa" w:w="120"/>
             </w:tcMar>
             <w:vAlign w:val="top"/>
@@ -2155,9 +2217,9 @@
             </w:tcBorders>
             <w:shd w:fill="FFFFFF" w:color="auto" w:val="clear"/>
             <w:tcMar>
-              <w:top w:type="dxa" w:w="80"/>
-              <w:left w:type="dxa" w:w="120"/>
-              <w:bottom w:type="dxa" w:w="80"/>
+              <w:top w:type="dxa" w:w="40"/>
+              <w:left w:type="dxa" w:w="120"/>
+              <w:bottom w:type="dxa" w:w="40"/>
               <w:right w:type="dxa" w:w="120"/>
             </w:tcMar>
             <w:vAlign w:val="top"/>
@@ -2183,9 +2245,9 @@
             </w:tcBorders>
             <w:shd w:fill="FFFFFF" w:color="auto" w:val="clear"/>
             <w:tcMar>
-              <w:top w:type="dxa" w:w="80"/>
-              <w:left w:type="dxa" w:w="120"/>
-              <w:bottom w:type="dxa" w:w="80"/>
+              <w:top w:type="dxa" w:w="40"/>
+              <w:left w:type="dxa" w:w="120"/>
+              <w:bottom w:type="dxa" w:w="40"/>
               <w:right w:type="dxa" w:w="120"/>
             </w:tcMar>
             <w:vAlign w:val="top"/>
@@ -2209,6 +2271,8 @@
     </w:p>
     <w:p>
       <w:pPr>
+        <w:keepNext w:val="false"/>
+        <w:keepLines/>
         <w:spacing w:after="140" w:line="288"/>
       </w:pPr>
       <w:r>
@@ -2224,6 +2288,8 @@
     </w:p>
     <w:p>
       <w:pPr>
+        <w:keepNext w:val="false"/>
+        <w:keepLines/>
         <w:spacing w:after="140" w:line="288"/>
       </w:pPr>
       <w:r>
@@ -2239,6 +2305,8 @@
     </w:p>
     <w:p>
       <w:pPr>
+        <w:keepNext w:val="false"/>
+        <w:keepLines/>
         <w:spacing w:after="140" w:line="288"/>
       </w:pPr>
       <w:r>
@@ -2251,19 +2319,19 @@
       <w:r>
         <w:t xml:space="preserve"> </w:t>
       </w:r>
-      <w:hyperlink w:history="1" r:id="rIdudsimzquvr90bcdx0vpbs">
+      <w:hyperlink w:history="1" r:id="rIdojublneooyb3iwhnq3g0r">
         <w:r>
           <w:rPr>
             <w:color w:val="4F46E5"/>
             <w:u w:val="single"/>
           </w:rPr>
-          <w:t xml:space="preserve">EU AI Act, Article 50: transparency obligations (from 2 Aug 2026)</w:t>
+          <w:t xml:space="preserve">EU AI Act: Article 50 (duties and exceptions)</w:t>
         </w:r>
       </w:hyperlink>
       <w:r>
         <w:t xml:space="preserve">; </w:t>
       </w:r>
-      <w:hyperlink w:history="1" r:id="rIds-hqtkcwbekn67e3jf15q">
+      <w:hyperlink w:history="1" r:id="rId6zbhqcrwe0ngpojnnit32">
         <w:r>
           <w:rPr>
             <w:color w:val="4F46E5"/>
@@ -2275,7 +2343,7 @@
       <w:r>
         <w:t xml:space="preserve">; </w:t>
       </w:r>
-      <w:hyperlink w:history="1" r:id="rIdvsvmorbwl6jyagj7sdbmm">
+      <w:hyperlink w:history="1" r:id="rIdw--nro5vmc11xv0qf5bco">
         <w:r>
           <w:rPr>
             <w:color w:val="4F46E5"/>
@@ -2314,6 +2382,7 @@
       </w:tblGrid>
       <w:tr>
         <w:trPr>
+          <w:cantSplit/>
           <w:tblHeader/>
         </w:trPr>
         <w:tc>
@@ -2327,9 +2396,9 @@
             </w:tcBorders>
             <w:shd w:fill="1E1B4B" w:color="auto" w:val="clear"/>
             <w:tcMar>
-              <w:top w:type="dxa" w:w="80"/>
-              <w:left w:type="dxa" w:w="120"/>
-              <w:bottom w:type="dxa" w:w="80"/>
+              <w:top w:type="dxa" w:w="40"/>
+              <w:left w:type="dxa" w:w="120"/>
+              <w:bottom w:type="dxa" w:w="40"/>
               <w:right w:type="dxa" w:w="120"/>
             </w:tcMar>
             <w:vAlign w:val="top"/>
@@ -2347,9 +2416,9 @@
             </w:tcBorders>
             <w:shd w:fill="1E1B4B" w:color="auto" w:val="clear"/>
             <w:tcMar>
-              <w:top w:type="dxa" w:w="80"/>
-              <w:left w:type="dxa" w:w="120"/>
-              <w:bottom w:type="dxa" w:w="80"/>
+              <w:top w:type="dxa" w:w="40"/>
+              <w:left w:type="dxa" w:w="120"/>
+              <w:bottom w:type="dxa" w:w="40"/>
               <w:right w:type="dxa" w:w="120"/>
             </w:tcMar>
             <w:vAlign w:val="top"/>
@@ -2378,9 +2447,9 @@
             </w:tcBorders>
             <w:shd w:fill="1E1B4B" w:color="auto" w:val="clear"/>
             <w:tcMar>
-              <w:top w:type="dxa" w:w="80"/>
-              <w:left w:type="dxa" w:w="120"/>
-              <w:bottom w:type="dxa" w:w="80"/>
+              <w:top w:type="dxa" w:w="40"/>
+              <w:left w:type="dxa" w:w="120"/>
+              <w:bottom w:type="dxa" w:w="40"/>
               <w:right w:type="dxa" w:w="120"/>
             </w:tcMar>
             <w:vAlign w:val="top"/>
@@ -2400,6 +2469,9 @@
         </w:tc>
       </w:tr>
       <w:tr>
+        <w:trPr>
+          <w:cantSplit/>
+        </w:trPr>
         <w:tc>
           <w:tcPr>
             <w:tcW w:type="dxa" w:w="1335"/>
@@ -2411,9 +2483,9 @@
             </w:tcBorders>
             <w:shd w:fill="EEF0FF" w:color="auto" w:val="clear"/>
             <w:tcMar>
-              <w:top w:type="dxa" w:w="80"/>
-              <w:left w:type="dxa" w:w="120"/>
-              <w:bottom w:type="dxa" w:w="80"/>
+              <w:top w:type="dxa" w:w="40"/>
+              <w:left w:type="dxa" w:w="120"/>
+              <w:bottom w:type="dxa" w:w="40"/>
               <w:right w:type="dxa" w:w="120"/>
             </w:tcMar>
             <w:vAlign w:val="top"/>
@@ -2441,9 +2513,9 @@
             </w:tcBorders>
             <w:shd w:fill="EEF0FF" w:color="auto" w:val="clear"/>
             <w:tcMar>
-              <w:top w:type="dxa" w:w="80"/>
-              <w:left w:type="dxa" w:w="120"/>
-              <w:bottom w:type="dxa" w:w="80"/>
+              <w:top w:type="dxa" w:w="40"/>
+              <w:left w:type="dxa" w:w="120"/>
+              <w:bottom w:type="dxa" w:w="40"/>
               <w:right w:type="dxa" w:w="120"/>
             </w:tcMar>
             <w:vAlign w:val="top"/>
@@ -2469,9 +2541,9 @@
             </w:tcBorders>
             <w:shd w:fill="EEF0FF" w:color="auto" w:val="clear"/>
             <w:tcMar>
-              <w:top w:type="dxa" w:w="80"/>
-              <w:left w:type="dxa" w:w="120"/>
-              <w:bottom w:type="dxa" w:w="80"/>
+              <w:top w:type="dxa" w:w="40"/>
+              <w:left w:type="dxa" w:w="120"/>
+              <w:bottom w:type="dxa" w:w="40"/>
               <w:right w:type="dxa" w:w="120"/>
             </w:tcMar>
             <w:vAlign w:val="top"/>
@@ -2488,6 +2560,9 @@
         </w:tc>
       </w:tr>
       <w:tr>
+        <w:trPr>
+          <w:cantSplit/>
+        </w:trPr>
         <w:tc>
           <w:tcPr>
             <w:tcW w:type="dxa" w:w="1335"/>
@@ -2499,9 +2574,9 @@
             </w:tcBorders>
             <w:shd w:fill="FFFFFF" w:color="auto" w:val="clear"/>
             <w:tcMar>
-              <w:top w:type="dxa" w:w="80"/>
-              <w:left w:type="dxa" w:w="120"/>
-              <w:bottom w:type="dxa" w:w="80"/>
+              <w:top w:type="dxa" w:w="40"/>
+              <w:left w:type="dxa" w:w="120"/>
+              <w:bottom w:type="dxa" w:w="40"/>
               <w:right w:type="dxa" w:w="120"/>
             </w:tcMar>
             <w:vAlign w:val="top"/>
@@ -2529,9 +2604,9 @@
             </w:tcBorders>
             <w:shd w:fill="FFFFFF" w:color="auto" w:val="clear"/>
             <w:tcMar>
-              <w:top w:type="dxa" w:w="80"/>
-              <w:left w:type="dxa" w:w="120"/>
-              <w:bottom w:type="dxa" w:w="80"/>
+              <w:top w:type="dxa" w:w="40"/>
+              <w:left w:type="dxa" w:w="120"/>
+              <w:bottom w:type="dxa" w:w="40"/>
               <w:right w:type="dxa" w:w="120"/>
             </w:tcMar>
             <w:vAlign w:val="top"/>
@@ -2557,9 +2632,9 @@
             </w:tcBorders>
             <w:shd w:fill="FFFFFF" w:color="auto" w:val="clear"/>
             <w:tcMar>
-              <w:top w:type="dxa" w:w="80"/>
-              <w:left w:type="dxa" w:w="120"/>
-              <w:bottom w:type="dxa" w:w="80"/>
+              <w:top w:type="dxa" w:w="40"/>
+              <w:left w:type="dxa" w:w="120"/>
+              <w:bottom w:type="dxa" w:w="40"/>
               <w:right w:type="dxa" w:w="120"/>
             </w:tcMar>
             <w:vAlign w:val="top"/>
@@ -2583,6 +2658,8 @@
     </w:p>
     <w:p>
       <w:pPr>
+        <w:keepNext w:val="false"/>
+        <w:keepLines/>
         <w:spacing w:after="140" w:line="288"/>
       </w:pPr>
       <w:r>
@@ -2598,6 +2675,8 @@
     </w:p>
     <w:p>
       <w:pPr>
+        <w:keepNext w:val="false"/>
+        <w:keepLines/>
         <w:spacing w:after="140" w:line="288"/>
       </w:pPr>
       <w:r>
@@ -2608,11 +2687,13 @@
         <w:t xml:space="preserve">Why.</w:t>
       </w:r>
       <w:r>
-        <w:t xml:space="preserve"> The ELBO and reparameterisation are the core ideas examiners expect. Today VAEs matter mostly as the compression stage of latent diffusion and as discrete tokenisers (VQ) for multimodal models, which links week 2 to weeks 4 and 9.</w:t>
-      </w:r>
-    </w:p>
-    <w:p>
-      <w:pPr>
+        <w:t xml:space="preserve"> The ELBO and reparameterisation explain how a VAE learns a distribution. Image compression in latent diffusion and discrete VQ tokenisers for multimodal models give concrete applications, linking week 2 to weeks 4 and 9.</w:t>
+      </w:r>
+    </w:p>
+    <w:p>
+      <w:pPr>
+        <w:keepNext w:val="false"/>
+        <w:keepLines/>
         <w:spacing w:after="140" w:line="288"/>
       </w:pPr>
       <w:r>
@@ -2625,7 +2706,7 @@
       <w:r>
         <w:t xml:space="preserve"> </w:t>
       </w:r>
-      <w:hyperlink w:history="1" r:id="rIdkrqufsoobemdjpcv0wnms">
+      <w:hyperlink w:history="1" r:id="rId74v_nvich-whd_-kzo6rv">
         <w:r>
           <w:rPr>
             <w:color w:val="4F46E5"/>
@@ -2637,7 +2718,7 @@
       <w:r>
         <w:t xml:space="preserve">; </w:t>
       </w:r>
-      <w:hyperlink w:history="1" r:id="rIdkvjcvxg7tnb9bdgyfe-zc">
+      <w:hyperlink w:history="1" r:id="rIdurctwpslphxxmpiuupobc">
         <w:r>
           <w:rPr>
             <w:color w:val="4F46E5"/>
@@ -2676,6 +2757,7 @@
       </w:tblGrid>
       <w:tr>
         <w:trPr>
+          <w:cantSplit/>
           <w:tblHeader/>
         </w:trPr>
         <w:tc>
@@ -2689,9 +2771,9 @@
             </w:tcBorders>
             <w:shd w:fill="1E1B4B" w:color="auto" w:val="clear"/>
             <w:tcMar>
-              <w:top w:type="dxa" w:w="80"/>
-              <w:left w:type="dxa" w:w="120"/>
-              <w:bottom w:type="dxa" w:w="80"/>
+              <w:top w:type="dxa" w:w="40"/>
+              <w:left w:type="dxa" w:w="120"/>
+              <w:bottom w:type="dxa" w:w="40"/>
               <w:right w:type="dxa" w:w="120"/>
             </w:tcMar>
             <w:vAlign w:val="top"/>
@@ -2709,9 +2791,9 @@
             </w:tcBorders>
             <w:shd w:fill="1E1B4B" w:color="auto" w:val="clear"/>
             <w:tcMar>
-              <w:top w:type="dxa" w:w="80"/>
-              <w:left w:type="dxa" w:w="120"/>
-              <w:bottom w:type="dxa" w:w="80"/>
+              <w:top w:type="dxa" w:w="40"/>
+              <w:left w:type="dxa" w:w="120"/>
+              <w:bottom w:type="dxa" w:w="40"/>
               <w:right w:type="dxa" w:w="120"/>
             </w:tcMar>
             <w:vAlign w:val="top"/>
@@ -2740,9 +2822,9 @@
             </w:tcBorders>
             <w:shd w:fill="1E1B4B" w:color="auto" w:val="clear"/>
             <w:tcMar>
-              <w:top w:type="dxa" w:w="80"/>
-              <w:left w:type="dxa" w:w="120"/>
-              <w:bottom w:type="dxa" w:w="80"/>
+              <w:top w:type="dxa" w:w="40"/>
+              <w:left w:type="dxa" w:w="120"/>
+              <w:bottom w:type="dxa" w:w="40"/>
               <w:right w:type="dxa" w:w="120"/>
             </w:tcMar>
             <w:vAlign w:val="top"/>
@@ -2762,6 +2844,9 @@
         </w:tc>
       </w:tr>
       <w:tr>
+        <w:trPr>
+          <w:cantSplit/>
+        </w:trPr>
         <w:tc>
           <w:tcPr>
             <w:tcW w:type="dxa" w:w="1335"/>
@@ -2773,9 +2858,9 @@
             </w:tcBorders>
             <w:shd w:fill="EEF0FF" w:color="auto" w:val="clear"/>
             <w:tcMar>
-              <w:top w:type="dxa" w:w="80"/>
-              <w:left w:type="dxa" w:w="120"/>
-              <w:bottom w:type="dxa" w:w="80"/>
+              <w:top w:type="dxa" w:w="40"/>
+              <w:left w:type="dxa" w:w="120"/>
+              <w:bottom w:type="dxa" w:w="40"/>
               <w:right w:type="dxa" w:w="120"/>
             </w:tcMar>
             <w:vAlign w:val="top"/>
@@ -2803,9 +2888,9 @@
             </w:tcBorders>
             <w:shd w:fill="EEF0FF" w:color="auto" w:val="clear"/>
             <w:tcMar>
-              <w:top w:type="dxa" w:w="80"/>
-              <w:left w:type="dxa" w:w="120"/>
-              <w:bottom w:type="dxa" w:w="80"/>
+              <w:top w:type="dxa" w:w="40"/>
+              <w:left w:type="dxa" w:w="120"/>
+              <w:bottom w:type="dxa" w:w="40"/>
               <w:right w:type="dxa" w:w="120"/>
             </w:tcMar>
             <w:vAlign w:val="top"/>
@@ -2831,9 +2916,9 @@
             </w:tcBorders>
             <w:shd w:fill="EEF0FF" w:color="auto" w:val="clear"/>
             <w:tcMar>
-              <w:top w:type="dxa" w:w="80"/>
-              <w:left w:type="dxa" w:w="120"/>
-              <w:bottom w:type="dxa" w:w="80"/>
+              <w:top w:type="dxa" w:w="40"/>
+              <w:left w:type="dxa" w:w="120"/>
+              <w:bottom w:type="dxa" w:w="40"/>
               <w:right w:type="dxa" w:w="120"/>
             </w:tcMar>
             <w:vAlign w:val="top"/>
@@ -2850,6 +2935,9 @@
         </w:tc>
       </w:tr>
       <w:tr>
+        <w:trPr>
+          <w:cantSplit/>
+        </w:trPr>
         <w:tc>
           <w:tcPr>
             <w:tcW w:type="dxa" w:w="1335"/>
@@ -2861,9 +2949,9 @@
             </w:tcBorders>
             <w:shd w:fill="FFFFFF" w:color="auto" w:val="clear"/>
             <w:tcMar>
-              <w:top w:type="dxa" w:w="80"/>
-              <w:left w:type="dxa" w:w="120"/>
-              <w:bottom w:type="dxa" w:w="80"/>
+              <w:top w:type="dxa" w:w="40"/>
+              <w:left w:type="dxa" w:w="120"/>
+              <w:bottom w:type="dxa" w:w="40"/>
               <w:right w:type="dxa" w:w="120"/>
             </w:tcMar>
             <w:vAlign w:val="top"/>
@@ -2891,9 +2979,9 @@
             </w:tcBorders>
             <w:shd w:fill="FFFFFF" w:color="auto" w:val="clear"/>
             <w:tcMar>
-              <w:top w:type="dxa" w:w="80"/>
-              <w:left w:type="dxa" w:w="120"/>
-              <w:bottom w:type="dxa" w:w="80"/>
+              <w:top w:type="dxa" w:w="40"/>
+              <w:left w:type="dxa" w:w="120"/>
+              <w:bottom w:type="dxa" w:w="40"/>
               <w:right w:type="dxa" w:w="120"/>
             </w:tcMar>
             <w:vAlign w:val="top"/>
@@ -2919,9 +3007,9 @@
             </w:tcBorders>
             <w:shd w:fill="FFFFFF" w:color="auto" w:val="clear"/>
             <w:tcMar>
-              <w:top w:type="dxa" w:w="80"/>
-              <w:left w:type="dxa" w:w="120"/>
-              <w:bottom w:type="dxa" w:w="80"/>
+              <w:top w:type="dxa" w:w="40"/>
+              <w:left w:type="dxa" w:w="120"/>
+              <w:bottom w:type="dxa" w:w="40"/>
               <w:right w:type="dxa" w:w="120"/>
             </w:tcMar>
             <w:vAlign w:val="top"/>
@@ -2945,6 +3033,8 @@
     </w:p>
     <w:p>
       <w:pPr>
+        <w:keepNext w:val="false"/>
+        <w:keepLines/>
         <w:spacing w:after="140" w:line="288"/>
       </w:pPr>
       <w:r>
@@ -2960,6 +3050,8 @@
     </w:p>
     <w:p>
       <w:pPr>
+        <w:keepNext w:val="false"/>
+        <w:keepLines/>
         <w:spacing w:after="140" w:line="288"/>
       </w:pPr>
       <w:r>
@@ -2975,6 +3067,8 @@
     </w:p>
     <w:p>
       <w:pPr>
+        <w:keepNext w:val="false"/>
+        <w:keepLines/>
         <w:spacing w:after="140" w:line="288"/>
       </w:pPr>
       <w:r>
@@ -2987,7 +3081,7 @@
       <w:r>
         <w:t xml:space="preserve"> </w:t>
       </w:r>
-      <w:hyperlink w:history="1" r:id="rIdae_9ieb7jgntgp4cqmi4i">
+      <w:hyperlink w:history="1" r:id="rIdfrqjmlgky3f8uptiolhvs">
         <w:r>
           <w:rPr>
             <w:color w:val="4F46E5"/>
@@ -2999,7 +3093,7 @@
       <w:r>
         <w:t xml:space="preserve">; </w:t>
       </w:r>
-      <w:hyperlink w:history="1" r:id="rIdswpgxloxilh8rq8bm4wun">
+      <w:hyperlink w:history="1" r:id="rIdamihbol9bhyz9dll0i0ff">
         <w:r>
           <w:rPr>
             <w:color w:val="4F46E5"/>
@@ -3038,6 +3132,7 @@
       </w:tblGrid>
       <w:tr>
         <w:trPr>
+          <w:cantSplit/>
           <w:tblHeader/>
         </w:trPr>
         <w:tc>
@@ -3051,9 +3146,9 @@
             </w:tcBorders>
             <w:shd w:fill="1E1B4B" w:color="auto" w:val="clear"/>
             <w:tcMar>
-              <w:top w:type="dxa" w:w="80"/>
-              <w:left w:type="dxa" w:w="120"/>
-              <w:bottom w:type="dxa" w:w="80"/>
+              <w:top w:type="dxa" w:w="40"/>
+              <w:left w:type="dxa" w:w="120"/>
+              <w:bottom w:type="dxa" w:w="40"/>
               <w:right w:type="dxa" w:w="120"/>
             </w:tcMar>
             <w:vAlign w:val="top"/>
@@ -3071,9 +3166,9 @@
             </w:tcBorders>
             <w:shd w:fill="1E1B4B" w:color="auto" w:val="clear"/>
             <w:tcMar>
-              <w:top w:type="dxa" w:w="80"/>
-              <w:left w:type="dxa" w:w="120"/>
-              <w:bottom w:type="dxa" w:w="80"/>
+              <w:top w:type="dxa" w:w="40"/>
+              <w:left w:type="dxa" w:w="120"/>
+              <w:bottom w:type="dxa" w:w="40"/>
               <w:right w:type="dxa" w:w="120"/>
             </w:tcMar>
             <w:vAlign w:val="top"/>
@@ -3102,9 +3197,9 @@
             </w:tcBorders>
             <w:shd w:fill="1E1B4B" w:color="auto" w:val="clear"/>
             <w:tcMar>
-              <w:top w:type="dxa" w:w="80"/>
-              <w:left w:type="dxa" w:w="120"/>
-              <w:bottom w:type="dxa" w:w="80"/>
+              <w:top w:type="dxa" w:w="40"/>
+              <w:left w:type="dxa" w:w="120"/>
+              <w:bottom w:type="dxa" w:w="40"/>
               <w:right w:type="dxa" w:w="120"/>
             </w:tcMar>
             <w:vAlign w:val="top"/>
@@ -3124,6 +3219,9 @@
         </w:tc>
       </w:tr>
       <w:tr>
+        <w:trPr>
+          <w:cantSplit/>
+        </w:trPr>
         <w:tc>
           <w:tcPr>
             <w:tcW w:type="dxa" w:w="1335"/>
@@ -3135,9 +3233,9 @@
             </w:tcBorders>
             <w:shd w:fill="EEF0FF" w:color="auto" w:val="clear"/>
             <w:tcMar>
-              <w:top w:type="dxa" w:w="80"/>
-              <w:left w:type="dxa" w:w="120"/>
-              <w:bottom w:type="dxa" w:w="80"/>
+              <w:top w:type="dxa" w:w="40"/>
+              <w:left w:type="dxa" w:w="120"/>
+              <w:bottom w:type="dxa" w:w="40"/>
               <w:right w:type="dxa" w:w="120"/>
             </w:tcMar>
             <w:vAlign w:val="top"/>
@@ -3165,9 +3263,9 @@
             </w:tcBorders>
             <w:shd w:fill="EEF0FF" w:color="auto" w:val="clear"/>
             <w:tcMar>
-              <w:top w:type="dxa" w:w="80"/>
-              <w:left w:type="dxa" w:w="120"/>
-              <w:bottom w:type="dxa" w:w="80"/>
+              <w:top w:type="dxa" w:w="40"/>
+              <w:left w:type="dxa" w:w="120"/>
+              <w:bottom w:type="dxa" w:w="40"/>
               <w:right w:type="dxa" w:w="120"/>
             </w:tcMar>
             <w:vAlign w:val="top"/>
@@ -3193,9 +3291,9 @@
             </w:tcBorders>
             <w:shd w:fill="EEF0FF" w:color="auto" w:val="clear"/>
             <w:tcMar>
-              <w:top w:type="dxa" w:w="80"/>
-              <w:left w:type="dxa" w:w="120"/>
-              <w:bottom w:type="dxa" w:w="80"/>
+              <w:top w:type="dxa" w:w="40"/>
+              <w:left w:type="dxa" w:w="120"/>
+              <w:bottom w:type="dxa" w:w="40"/>
               <w:right w:type="dxa" w:w="120"/>
             </w:tcMar>
             <w:vAlign w:val="top"/>
@@ -3212,6 +3310,9 @@
         </w:tc>
       </w:tr>
       <w:tr>
+        <w:trPr>
+          <w:cantSplit/>
+        </w:trPr>
         <w:tc>
           <w:tcPr>
             <w:tcW w:type="dxa" w:w="1335"/>
@@ -3223,9 +3324,9 @@
             </w:tcBorders>
             <w:shd w:fill="FFFFFF" w:color="auto" w:val="clear"/>
             <w:tcMar>
-              <w:top w:type="dxa" w:w="80"/>
-              <w:left w:type="dxa" w:w="120"/>
-              <w:bottom w:type="dxa" w:w="80"/>
+              <w:top w:type="dxa" w:w="40"/>
+              <w:left w:type="dxa" w:w="120"/>
+              <w:bottom w:type="dxa" w:w="40"/>
               <w:right w:type="dxa" w:w="120"/>
             </w:tcMar>
             <w:vAlign w:val="top"/>
@@ -3253,9 +3354,9 @@
             </w:tcBorders>
             <w:shd w:fill="FFFFFF" w:color="auto" w:val="clear"/>
             <w:tcMar>
-              <w:top w:type="dxa" w:w="80"/>
-              <w:left w:type="dxa" w:w="120"/>
-              <w:bottom w:type="dxa" w:w="80"/>
+              <w:top w:type="dxa" w:w="40"/>
+              <w:left w:type="dxa" w:w="120"/>
+              <w:bottom w:type="dxa" w:w="40"/>
               <w:right w:type="dxa" w:w="120"/>
             </w:tcMar>
             <w:vAlign w:val="top"/>
@@ -3281,9 +3382,9 @@
             </w:tcBorders>
             <w:shd w:fill="FFFFFF" w:color="auto" w:val="clear"/>
             <w:tcMar>
-              <w:top w:type="dxa" w:w="80"/>
-              <w:left w:type="dxa" w:w="120"/>
-              <w:bottom w:type="dxa" w:w="80"/>
+              <w:top w:type="dxa" w:w="40"/>
+              <w:left w:type="dxa" w:w="120"/>
+              <w:bottom w:type="dxa" w:w="40"/>
               <w:right w:type="dxa" w:w="120"/>
             </w:tcMar>
             <w:vAlign w:val="top"/>
@@ -3307,6 +3408,8 @@
     </w:p>
     <w:p>
       <w:pPr>
+        <w:keepNext w:val="false"/>
+        <w:keepLines/>
         <w:spacing w:after="140" w:line="288"/>
       </w:pPr>
       <w:r>
@@ -3322,6 +3425,8 @@
     </w:p>
     <w:p>
       <w:pPr>
+        <w:keepNext w:val="false"/>
+        <w:keepLines/>
         <w:spacing w:after="140" w:line="288"/>
       </w:pPr>
       <w:r>
@@ -3337,6 +3442,8 @@
     </w:p>
     <w:p>
       <w:pPr>
+        <w:keepNext w:val="false"/>
+        <w:keepLines/>
         <w:spacing w:after="140" w:line="288"/>
       </w:pPr>
       <w:r>
@@ -3349,7 +3456,7 @@
       <w:r>
         <w:t xml:space="preserve"> </w:t>
       </w:r>
-      <w:hyperlink w:history="1" r:id="rIdnarnu9ha7lzu0dvmtkqsy">
+      <w:hyperlink w:history="1" r:id="rIdeaelpjli1guup4bzy1cod">
         <w:r>
           <w:rPr>
             <w:color w:val="4F46E5"/>
@@ -3361,7 +3468,7 @@
       <w:r>
         <w:t xml:space="preserve">; </w:t>
       </w:r>
-      <w:hyperlink w:history="1" r:id="rId2c5icfowjjm9pieldshqv">
+      <w:hyperlink w:history="1" r:id="rIdymp0w_yej4clcl28u8y9t">
         <w:r>
           <w:rPr>
             <w:color w:val="4F46E5"/>
@@ -3373,7 +3480,7 @@
       <w:r>
         <w:t xml:space="preserve">; </w:t>
       </w:r>
-      <w:hyperlink w:history="1" r:id="rIdr8neoleepqijvynzbhqnb">
+      <w:hyperlink w:history="1" r:id="rIdkacxuc6ayfyijymzvn1hf">
         <w:r>
           <w:rPr>
             <w:color w:val="4F46E5"/>
@@ -3385,7 +3492,7 @@
       <w:r>
         <w:t xml:space="preserve">; </w:t>
       </w:r>
-      <w:hyperlink w:history="1" r:id="rIdbnz2fvt-4hrzj2nelv8cl">
+      <w:hyperlink w:history="1" r:id="rIdi_ierx6dhql99ixdqb0sw">
         <w:r>
           <w:rPr>
             <w:color w:val="4F46E5"/>
@@ -3424,6 +3531,7 @@
       </w:tblGrid>
       <w:tr>
         <w:trPr>
+          <w:cantSplit/>
           <w:tblHeader/>
         </w:trPr>
         <w:tc>
@@ -3437,9 +3545,9 @@
             </w:tcBorders>
             <w:shd w:fill="1E1B4B" w:color="auto" w:val="clear"/>
             <w:tcMar>
-              <w:top w:type="dxa" w:w="80"/>
-              <w:left w:type="dxa" w:w="120"/>
-              <w:bottom w:type="dxa" w:w="80"/>
+              <w:top w:type="dxa" w:w="40"/>
+              <w:left w:type="dxa" w:w="120"/>
+              <w:bottom w:type="dxa" w:w="40"/>
               <w:right w:type="dxa" w:w="120"/>
             </w:tcMar>
             <w:vAlign w:val="top"/>
@@ -3457,9 +3565,9 @@
             </w:tcBorders>
             <w:shd w:fill="1E1B4B" w:color="auto" w:val="clear"/>
             <w:tcMar>
-              <w:top w:type="dxa" w:w="80"/>
-              <w:left w:type="dxa" w:w="120"/>
-              <w:bottom w:type="dxa" w:w="80"/>
+              <w:top w:type="dxa" w:w="40"/>
+              <w:left w:type="dxa" w:w="120"/>
+              <w:bottom w:type="dxa" w:w="40"/>
               <w:right w:type="dxa" w:w="120"/>
             </w:tcMar>
             <w:vAlign w:val="top"/>
@@ -3488,9 +3596,9 @@
             </w:tcBorders>
             <w:shd w:fill="1E1B4B" w:color="auto" w:val="clear"/>
             <w:tcMar>
-              <w:top w:type="dxa" w:w="80"/>
-              <w:left w:type="dxa" w:w="120"/>
-              <w:bottom w:type="dxa" w:w="80"/>
+              <w:top w:type="dxa" w:w="40"/>
+              <w:left w:type="dxa" w:w="120"/>
+              <w:bottom w:type="dxa" w:w="40"/>
               <w:right w:type="dxa" w:w="120"/>
             </w:tcMar>
             <w:vAlign w:val="top"/>
@@ -3510,6 +3618,9 @@
         </w:tc>
       </w:tr>
       <w:tr>
+        <w:trPr>
+          <w:cantSplit/>
+        </w:trPr>
         <w:tc>
           <w:tcPr>
             <w:tcW w:type="dxa" w:w="1335"/>
@@ -3521,9 +3632,9 @@
             </w:tcBorders>
             <w:shd w:fill="EEF0FF" w:color="auto" w:val="clear"/>
             <w:tcMar>
-              <w:top w:type="dxa" w:w="80"/>
-              <w:left w:type="dxa" w:w="120"/>
-              <w:bottom w:type="dxa" w:w="80"/>
+              <w:top w:type="dxa" w:w="40"/>
+              <w:left w:type="dxa" w:w="120"/>
+              <w:bottom w:type="dxa" w:w="40"/>
               <w:right w:type="dxa" w:w="120"/>
             </w:tcMar>
             <w:vAlign w:val="top"/>
@@ -3551,9 +3662,9 @@
             </w:tcBorders>
             <w:shd w:fill="EEF0FF" w:color="auto" w:val="clear"/>
             <w:tcMar>
-              <w:top w:type="dxa" w:w="80"/>
-              <w:left w:type="dxa" w:w="120"/>
-              <w:bottom w:type="dxa" w:w="80"/>
+              <w:top w:type="dxa" w:w="40"/>
+              <w:left w:type="dxa" w:w="120"/>
+              <w:bottom w:type="dxa" w:w="40"/>
               <w:right w:type="dxa" w:w="120"/>
             </w:tcMar>
             <w:vAlign w:val="top"/>
@@ -3579,9 +3690,9 @@
             </w:tcBorders>
             <w:shd w:fill="EEF0FF" w:color="auto" w:val="clear"/>
             <w:tcMar>
-              <w:top w:type="dxa" w:w="80"/>
-              <w:left w:type="dxa" w:w="120"/>
-              <w:bottom w:type="dxa" w:w="80"/>
+              <w:top w:type="dxa" w:w="40"/>
+              <w:left w:type="dxa" w:w="120"/>
+              <w:bottom w:type="dxa" w:w="40"/>
               <w:right w:type="dxa" w:w="120"/>
             </w:tcMar>
             <w:vAlign w:val="top"/>
@@ -3598,6 +3709,9 @@
         </w:tc>
       </w:tr>
       <w:tr>
+        <w:trPr>
+          <w:cantSplit/>
+        </w:trPr>
         <w:tc>
           <w:tcPr>
             <w:tcW w:type="dxa" w:w="1335"/>
@@ -3609,9 +3723,9 @@
             </w:tcBorders>
             <w:shd w:fill="FFFFFF" w:color="auto" w:val="clear"/>
             <w:tcMar>
-              <w:top w:type="dxa" w:w="80"/>
-              <w:left w:type="dxa" w:w="120"/>
-              <w:bottom w:type="dxa" w:w="80"/>
+              <w:top w:type="dxa" w:w="40"/>
+              <w:left w:type="dxa" w:w="120"/>
+              <w:bottom w:type="dxa" w:w="40"/>
               <w:right w:type="dxa" w:w="120"/>
             </w:tcMar>
             <w:vAlign w:val="top"/>
@@ -3639,9 +3753,9 @@
             </w:tcBorders>
             <w:shd w:fill="FFFFFF" w:color="auto" w:val="clear"/>
             <w:tcMar>
-              <w:top w:type="dxa" w:w="80"/>
-              <w:left w:type="dxa" w:w="120"/>
-              <w:bottom w:type="dxa" w:w="80"/>
+              <w:top w:type="dxa" w:w="40"/>
+              <w:left w:type="dxa" w:w="120"/>
+              <w:bottom w:type="dxa" w:w="40"/>
               <w:right w:type="dxa" w:w="120"/>
             </w:tcMar>
             <w:vAlign w:val="top"/>
@@ -3667,9 +3781,9 @@
             </w:tcBorders>
             <w:shd w:fill="FFFFFF" w:color="auto" w:val="clear"/>
             <w:tcMar>
-              <w:top w:type="dxa" w:w="80"/>
-              <w:left w:type="dxa" w:w="120"/>
-              <w:bottom w:type="dxa" w:w="80"/>
+              <w:top w:type="dxa" w:w="40"/>
+              <w:left w:type="dxa" w:w="120"/>
+              <w:bottom w:type="dxa" w:w="40"/>
               <w:right w:type="dxa" w:w="120"/>
             </w:tcMar>
             <w:vAlign w:val="top"/>
@@ -3693,6 +3807,8 @@
     </w:p>
     <w:p>
       <w:pPr>
+        <w:keepNext w:val="false"/>
+        <w:keepLines/>
         <w:spacing w:after="140" w:line="288"/>
       </w:pPr>
       <w:r>
@@ -3708,6 +3824,8 @@
     </w:p>
     <w:p>
       <w:pPr>
+        <w:keepNext w:val="false"/>
+        <w:keepLines/>
         <w:spacing w:after="140" w:line="288"/>
       </w:pPr>
       <w:r>
@@ -3718,11 +3836,13 @@
         <w:t xml:space="preserve">Why.</w:t>
       </w:r>
       <w:r>
-        <w:t xml:space="preserve"> These are the components every current LLM uses (rotary positions, KV cache, mixture-of-experts) and the vocabulary of model documentation. The added tutorial makes the original lab description concrete.</w:t>
-      </w:r>
-    </w:p>
-    <w:p>
-      <w:pPr>
+        <w:t xml:space="preserve"> These concepts help students read model documentation. Rotary positions, KV caches and mixture-of-experts are useful examples; implementations differ across models. The added tutorial makes the original lab description concrete.</w:t>
+      </w:r>
+    </w:p>
+    <w:p>
+      <w:pPr>
+        <w:keepNext w:val="false"/>
+        <w:keepLines/>
         <w:spacing w:after="140" w:line="288"/>
       </w:pPr>
       <w:r>
@@ -3735,7 +3855,7 @@
       <w:r>
         <w:t xml:space="preserve"> </w:t>
       </w:r>
-      <w:hyperlink w:history="1" r:id="rId-3r1gconalhe7wmt9sqss">
+      <w:hyperlink w:history="1" r:id="rId6bix2vmdbropp9zhx1nv3">
         <w:r>
           <w:rPr>
             <w:color w:val="4F46E5"/>
@@ -3747,7 +3867,7 @@
       <w:r>
         <w:t xml:space="preserve">; </w:t>
       </w:r>
-      <w:hyperlink w:history="1" r:id="rIddrhkvlnghf_9lvtvnhy2c">
+      <w:hyperlink w:history="1" r:id="rId42fmxprhl59l8rz16qewh">
         <w:r>
           <w:rPr>
             <w:color w:val="4F46E5"/>
@@ -3759,7 +3879,7 @@
       <w:r>
         <w:t xml:space="preserve">; </w:t>
       </w:r>
-      <w:hyperlink w:history="1" r:id="rId7tzw4cflioev9zkoychkn">
+      <w:hyperlink w:history="1" r:id="rIdihlpkdkq7mueibithhkf0">
         <w:r>
           <w:rPr>
             <w:color w:val="4F46E5"/>
@@ -3798,6 +3918,7 @@
       </w:tblGrid>
       <w:tr>
         <w:trPr>
+          <w:cantSplit/>
           <w:tblHeader/>
         </w:trPr>
         <w:tc>
@@ -3811,9 +3932,9 @@
             </w:tcBorders>
             <w:shd w:fill="1E1B4B" w:color="auto" w:val="clear"/>
             <w:tcMar>
-              <w:top w:type="dxa" w:w="80"/>
-              <w:left w:type="dxa" w:w="120"/>
-              <w:bottom w:type="dxa" w:w="80"/>
+              <w:top w:type="dxa" w:w="40"/>
+              <w:left w:type="dxa" w:w="120"/>
+              <w:bottom w:type="dxa" w:w="40"/>
               <w:right w:type="dxa" w:w="120"/>
             </w:tcMar>
             <w:vAlign w:val="top"/>
@@ -3831,9 +3952,9 @@
             </w:tcBorders>
             <w:shd w:fill="1E1B4B" w:color="auto" w:val="clear"/>
             <w:tcMar>
-              <w:top w:type="dxa" w:w="80"/>
-              <w:left w:type="dxa" w:w="120"/>
-              <w:bottom w:type="dxa" w:w="80"/>
+              <w:top w:type="dxa" w:w="40"/>
+              <w:left w:type="dxa" w:w="120"/>
+              <w:bottom w:type="dxa" w:w="40"/>
               <w:right w:type="dxa" w:w="120"/>
             </w:tcMar>
             <w:vAlign w:val="top"/>
@@ -3862,9 +3983,9 @@
             </w:tcBorders>
             <w:shd w:fill="1E1B4B" w:color="auto" w:val="clear"/>
             <w:tcMar>
-              <w:top w:type="dxa" w:w="80"/>
-              <w:left w:type="dxa" w:w="120"/>
-              <w:bottom w:type="dxa" w:w="80"/>
+              <w:top w:type="dxa" w:w="40"/>
+              <w:left w:type="dxa" w:w="120"/>
+              <w:bottom w:type="dxa" w:w="40"/>
               <w:right w:type="dxa" w:w="120"/>
             </w:tcMar>
             <w:vAlign w:val="top"/>
@@ -3884,6 +4005,9 @@
         </w:tc>
       </w:tr>
       <w:tr>
+        <w:trPr>
+          <w:cantSplit/>
+        </w:trPr>
         <w:tc>
           <w:tcPr>
             <w:tcW w:type="dxa" w:w="1335"/>
@@ -3895,9 +4019,9 @@
             </w:tcBorders>
             <w:shd w:fill="EEF0FF" w:color="auto" w:val="clear"/>
             <w:tcMar>
-              <w:top w:type="dxa" w:w="80"/>
-              <w:left w:type="dxa" w:w="120"/>
-              <w:bottom w:type="dxa" w:w="80"/>
+              <w:top w:type="dxa" w:w="40"/>
+              <w:left w:type="dxa" w:w="120"/>
+              <w:bottom w:type="dxa" w:w="40"/>
               <w:right w:type="dxa" w:w="120"/>
             </w:tcMar>
             <w:vAlign w:val="top"/>
@@ -3925,9 +4049,9 @@
             </w:tcBorders>
             <w:shd w:fill="EEF0FF" w:color="auto" w:val="clear"/>
             <w:tcMar>
-              <w:top w:type="dxa" w:w="80"/>
-              <w:left w:type="dxa" w:w="120"/>
-              <w:bottom w:type="dxa" w:w="80"/>
+              <w:top w:type="dxa" w:w="40"/>
+              <w:left w:type="dxa" w:w="120"/>
+              <w:bottom w:type="dxa" w:w="40"/>
               <w:right w:type="dxa" w:w="120"/>
             </w:tcMar>
             <w:vAlign w:val="top"/>
@@ -3953,9 +4077,9 @@
             </w:tcBorders>
             <w:shd w:fill="EEF0FF" w:color="auto" w:val="clear"/>
             <w:tcMar>
-              <w:top w:type="dxa" w:w="80"/>
-              <w:left w:type="dxa" w:w="120"/>
-              <w:bottom w:type="dxa" w:w="80"/>
+              <w:top w:type="dxa" w:w="40"/>
+              <w:left w:type="dxa" w:w="120"/>
+              <w:bottom w:type="dxa" w:w="40"/>
               <w:right w:type="dxa" w:w="120"/>
             </w:tcMar>
             <w:vAlign w:val="top"/>
@@ -3972,6 +4096,9 @@
         </w:tc>
       </w:tr>
       <w:tr>
+        <w:trPr>
+          <w:cantSplit/>
+        </w:trPr>
         <w:tc>
           <w:tcPr>
             <w:tcW w:type="dxa" w:w="1335"/>
@@ -3983,9 +4110,9 @@
             </w:tcBorders>
             <w:shd w:fill="FFFFFF" w:color="auto" w:val="clear"/>
             <w:tcMar>
-              <w:top w:type="dxa" w:w="80"/>
-              <w:left w:type="dxa" w:w="120"/>
-              <w:bottom w:type="dxa" w:w="80"/>
+              <w:top w:type="dxa" w:w="40"/>
+              <w:left w:type="dxa" w:w="120"/>
+              <w:bottom w:type="dxa" w:w="40"/>
               <w:right w:type="dxa" w:w="120"/>
             </w:tcMar>
             <w:vAlign w:val="top"/>
@@ -4013,9 +4140,9 @@
             </w:tcBorders>
             <w:shd w:fill="FFFFFF" w:color="auto" w:val="clear"/>
             <w:tcMar>
-              <w:top w:type="dxa" w:w="80"/>
-              <w:left w:type="dxa" w:w="120"/>
-              <w:bottom w:type="dxa" w:w="80"/>
+              <w:top w:type="dxa" w:w="40"/>
+              <w:left w:type="dxa" w:w="120"/>
+              <w:bottom w:type="dxa" w:w="40"/>
               <w:right w:type="dxa" w:w="120"/>
             </w:tcMar>
             <w:vAlign w:val="top"/>
@@ -4041,9 +4168,9 @@
             </w:tcBorders>
             <w:shd w:fill="FFFFFF" w:color="auto" w:val="clear"/>
             <w:tcMar>
-              <w:top w:type="dxa" w:w="80"/>
-              <w:left w:type="dxa" w:w="120"/>
-              <w:bottom w:type="dxa" w:w="80"/>
+              <w:top w:type="dxa" w:w="40"/>
+              <w:left w:type="dxa" w:w="120"/>
+              <w:bottom w:type="dxa" w:w="40"/>
               <w:right w:type="dxa" w:w="120"/>
             </w:tcMar>
             <w:vAlign w:val="top"/>
@@ -4067,6 +4194,8 @@
     </w:p>
     <w:p>
       <w:pPr>
+        <w:keepNext w:val="false"/>
+        <w:keepLines/>
         <w:spacing w:after="140" w:line="288"/>
       </w:pPr>
       <w:r>
@@ -4082,6 +4211,8 @@
     </w:p>
     <w:p>
       <w:pPr>
+        <w:keepNext w:val="false"/>
+        <w:keepLines/>
         <w:spacing w:after="140" w:line="288"/>
       </w:pPr>
       <w:r>
@@ -4097,6 +4228,8 @@
     </w:p>
     <w:p>
       <w:pPr>
+        <w:keepNext w:val="false"/>
+        <w:keepLines/>
         <w:spacing w:after="140" w:line="288"/>
       </w:pPr>
       <w:r>
@@ -4109,7 +4242,7 @@
       <w:r>
         <w:t xml:space="preserve"> </w:t>
       </w:r>
-      <w:hyperlink w:history="1" r:id="rIdh4u2l1jp-9wige8pp1kv6">
+      <w:hyperlink w:history="1" r:id="rIdbsggh6aa7p6gwyfppwa0l">
         <w:r>
           <w:rPr>
             <w:color w:val="4F46E5"/>
@@ -4121,7 +4254,7 @@
       <w:r>
         <w:t xml:space="preserve">; </w:t>
       </w:r>
-      <w:hyperlink w:history="1" r:id="rId4k6sixzknmuvam92ysx7n">
+      <w:hyperlink w:history="1" r:id="rIdsyltnmigza86-vdjufapr">
         <w:r>
           <w:rPr>
             <w:color w:val="4F46E5"/>
@@ -4133,7 +4266,7 @@
       <w:r>
         <w:t xml:space="preserve">; </w:t>
       </w:r>
-      <w:hyperlink w:history="1" r:id="rIdi-dcoqbl1hyt0hq57n7mi">
+      <w:hyperlink w:history="1" r:id="rIdzfeoudhk08ihyamwstxem">
         <w:r>
           <w:rPr>
             <w:color w:val="4F46E5"/>
@@ -4172,6 +4305,7 @@
       </w:tblGrid>
       <w:tr>
         <w:trPr>
+          <w:cantSplit/>
           <w:tblHeader/>
         </w:trPr>
         <w:tc>
@@ -4185,9 +4319,9 @@
             </w:tcBorders>
             <w:shd w:fill="1E1B4B" w:color="auto" w:val="clear"/>
             <w:tcMar>
-              <w:top w:type="dxa" w:w="80"/>
-              <w:left w:type="dxa" w:w="120"/>
-              <w:bottom w:type="dxa" w:w="80"/>
+              <w:top w:type="dxa" w:w="40"/>
+              <w:left w:type="dxa" w:w="120"/>
+              <w:bottom w:type="dxa" w:w="40"/>
               <w:right w:type="dxa" w:w="120"/>
             </w:tcMar>
             <w:vAlign w:val="top"/>
@@ -4205,9 +4339,9 @@
             </w:tcBorders>
             <w:shd w:fill="1E1B4B" w:color="auto" w:val="clear"/>
             <w:tcMar>
-              <w:top w:type="dxa" w:w="80"/>
-              <w:left w:type="dxa" w:w="120"/>
-              <w:bottom w:type="dxa" w:w="80"/>
+              <w:top w:type="dxa" w:w="40"/>
+              <w:left w:type="dxa" w:w="120"/>
+              <w:bottom w:type="dxa" w:w="40"/>
               <w:right w:type="dxa" w:w="120"/>
             </w:tcMar>
             <w:vAlign w:val="top"/>
@@ -4236,9 +4370,9 @@
             </w:tcBorders>
             <w:shd w:fill="1E1B4B" w:color="auto" w:val="clear"/>
             <w:tcMar>
-              <w:top w:type="dxa" w:w="80"/>
-              <w:left w:type="dxa" w:w="120"/>
-              <w:bottom w:type="dxa" w:w="80"/>
+              <w:top w:type="dxa" w:w="40"/>
+              <w:left w:type="dxa" w:w="120"/>
+              <w:bottom w:type="dxa" w:w="40"/>
               <w:right w:type="dxa" w:w="120"/>
             </w:tcMar>
             <w:vAlign w:val="top"/>
@@ -4258,6 +4392,9 @@
         </w:tc>
       </w:tr>
       <w:tr>
+        <w:trPr>
+          <w:cantSplit/>
+        </w:trPr>
         <w:tc>
           <w:tcPr>
             <w:tcW w:type="dxa" w:w="1335"/>
@@ -4269,9 +4406,9 @@
             </w:tcBorders>
             <w:shd w:fill="EEF0FF" w:color="auto" w:val="clear"/>
             <w:tcMar>
-              <w:top w:type="dxa" w:w="80"/>
-              <w:left w:type="dxa" w:w="120"/>
-              <w:bottom w:type="dxa" w:w="80"/>
+              <w:top w:type="dxa" w:w="40"/>
+              <w:left w:type="dxa" w:w="120"/>
+              <w:bottom w:type="dxa" w:w="40"/>
               <w:right w:type="dxa" w:w="120"/>
             </w:tcMar>
             <w:vAlign w:val="top"/>
@@ -4299,9 +4436,9 @@
             </w:tcBorders>
             <w:shd w:fill="EEF0FF" w:color="auto" w:val="clear"/>
             <w:tcMar>
-              <w:top w:type="dxa" w:w="80"/>
-              <w:left w:type="dxa" w:w="120"/>
-              <w:bottom w:type="dxa" w:w="80"/>
+              <w:top w:type="dxa" w:w="40"/>
+              <w:left w:type="dxa" w:w="120"/>
+              <w:bottom w:type="dxa" w:w="40"/>
               <w:right w:type="dxa" w:w="120"/>
             </w:tcMar>
             <w:vAlign w:val="top"/>
@@ -4327,9 +4464,9 @@
             </w:tcBorders>
             <w:shd w:fill="EEF0FF" w:color="auto" w:val="clear"/>
             <w:tcMar>
-              <w:top w:type="dxa" w:w="80"/>
-              <w:left w:type="dxa" w:w="120"/>
-              <w:bottom w:type="dxa" w:w="80"/>
+              <w:top w:type="dxa" w:w="40"/>
+              <w:left w:type="dxa" w:w="120"/>
+              <w:bottom w:type="dxa" w:w="40"/>
               <w:right w:type="dxa" w:w="120"/>
             </w:tcMar>
             <w:vAlign w:val="top"/>
@@ -4346,6 +4483,9 @@
         </w:tc>
       </w:tr>
       <w:tr>
+        <w:trPr>
+          <w:cantSplit/>
+        </w:trPr>
         <w:tc>
           <w:tcPr>
             <w:tcW w:type="dxa" w:w="1335"/>
@@ -4357,9 +4497,9 @@
             </w:tcBorders>
             <w:shd w:fill="FFFFFF" w:color="auto" w:val="clear"/>
             <w:tcMar>
-              <w:top w:type="dxa" w:w="80"/>
-              <w:left w:type="dxa" w:w="120"/>
-              <w:bottom w:type="dxa" w:w="80"/>
+              <w:top w:type="dxa" w:w="40"/>
+              <w:left w:type="dxa" w:w="120"/>
+              <w:bottom w:type="dxa" w:w="40"/>
               <w:right w:type="dxa" w:w="120"/>
             </w:tcMar>
             <w:vAlign w:val="top"/>
@@ -4387,9 +4527,9 @@
             </w:tcBorders>
             <w:shd w:fill="FFFFFF" w:color="auto" w:val="clear"/>
             <w:tcMar>
-              <w:top w:type="dxa" w:w="80"/>
-              <w:left w:type="dxa" w:w="120"/>
-              <w:bottom w:type="dxa" w:w="80"/>
+              <w:top w:type="dxa" w:w="40"/>
+              <w:left w:type="dxa" w:w="120"/>
+              <w:bottom w:type="dxa" w:w="40"/>
               <w:right w:type="dxa" w:w="120"/>
             </w:tcMar>
             <w:vAlign w:val="top"/>
@@ -4415,9 +4555,9 @@
             </w:tcBorders>
             <w:shd w:fill="FFFFFF" w:color="auto" w:val="clear"/>
             <w:tcMar>
-              <w:top w:type="dxa" w:w="80"/>
-              <w:left w:type="dxa" w:w="120"/>
-              <w:bottom w:type="dxa" w:w="80"/>
+              <w:top w:type="dxa" w:w="40"/>
+              <w:left w:type="dxa" w:w="120"/>
+              <w:bottom w:type="dxa" w:w="40"/>
               <w:right w:type="dxa" w:w="120"/>
             </w:tcMar>
             <w:vAlign w:val="top"/>
@@ -4441,6 +4581,8 @@
     </w:p>
     <w:p>
       <w:pPr>
+        <w:keepNext w:val="false"/>
+        <w:keepLines/>
         <w:spacing w:after="140" w:line="288"/>
       </w:pPr>
       <w:r>
@@ -4456,6 +4598,8 @@
     </w:p>
     <w:p>
       <w:pPr>
+        <w:keepNext w:val="false"/>
+        <w:keepLines/>
         <w:spacing w:after="140" w:line="288"/>
       </w:pPr>
       <w:r>
@@ -4471,6 +4615,8 @@
     </w:p>
     <w:p>
       <w:pPr>
+        <w:keepNext w:val="false"/>
+        <w:keepLines/>
         <w:spacing w:after="140" w:line="288"/>
       </w:pPr>
       <w:r>
@@ -4483,7 +4629,7 @@
       <w:r>
         <w:t xml:space="preserve"> </w:t>
       </w:r>
-      <w:hyperlink w:history="1" r:id="rIdp2xitbr9b4r01s5mi93q3">
+      <w:hyperlink w:history="1" r:id="rIdbuzlk3ndhwemyg5l8d-bs">
         <w:r>
           <w:rPr>
             <w:color w:val="4F46E5"/>
@@ -4495,7 +4641,7 @@
       <w:r>
         <w:t xml:space="preserve">; </w:t>
       </w:r>
-      <w:hyperlink w:history="1" r:id="rId0rszzogwwu1vui5an_edp">
+      <w:hyperlink w:history="1" r:id="rIdh2csh-ariiyqhfq2arwy5">
         <w:r>
           <w:rPr>
             <w:color w:val="4F46E5"/>
@@ -4507,7 +4653,7 @@
       <w:r>
         <w:t xml:space="preserve">; </w:t>
       </w:r>
-      <w:hyperlink w:history="1" r:id="rIdfqkie6gwcmad3y9mneiok">
+      <w:hyperlink w:history="1" r:id="rIdcujixinaqjan95wzltf13">
         <w:r>
           <w:rPr>
             <w:color w:val="4F46E5"/>
@@ -4519,7 +4665,7 @@
       <w:r>
         <w:t xml:space="preserve">; </w:t>
       </w:r>
-      <w:hyperlink w:history="1" r:id="rIduzmwzwiszbw8kmt0rp8vk">
+      <w:hyperlink w:history="1" r:id="rIdz2r11y0fbouejcw4z2co7">
         <w:r>
           <w:rPr>
             <w:color w:val="4F46E5"/>
@@ -4558,6 +4704,7 @@
       </w:tblGrid>
       <w:tr>
         <w:trPr>
+          <w:cantSplit/>
           <w:tblHeader/>
         </w:trPr>
         <w:tc>
@@ -4571,9 +4718,9 @@
             </w:tcBorders>
             <w:shd w:fill="1E1B4B" w:color="auto" w:val="clear"/>
             <w:tcMar>
-              <w:top w:type="dxa" w:w="80"/>
-              <w:left w:type="dxa" w:w="120"/>
-              <w:bottom w:type="dxa" w:w="80"/>
+              <w:top w:type="dxa" w:w="40"/>
+              <w:left w:type="dxa" w:w="120"/>
+              <w:bottom w:type="dxa" w:w="40"/>
               <w:right w:type="dxa" w:w="120"/>
             </w:tcMar>
             <w:vAlign w:val="top"/>
@@ -4591,9 +4738,9 @@
             </w:tcBorders>
             <w:shd w:fill="1E1B4B" w:color="auto" w:val="clear"/>
             <w:tcMar>
-              <w:top w:type="dxa" w:w="80"/>
-              <w:left w:type="dxa" w:w="120"/>
-              <w:bottom w:type="dxa" w:w="80"/>
+              <w:top w:type="dxa" w:w="40"/>
+              <w:left w:type="dxa" w:w="120"/>
+              <w:bottom w:type="dxa" w:w="40"/>
               <w:right w:type="dxa" w:w="120"/>
             </w:tcMar>
             <w:vAlign w:val="top"/>
@@ -4622,9 +4769,9 @@
             </w:tcBorders>
             <w:shd w:fill="1E1B4B" w:color="auto" w:val="clear"/>
             <w:tcMar>
-              <w:top w:type="dxa" w:w="80"/>
-              <w:left w:type="dxa" w:w="120"/>
-              <w:bottom w:type="dxa" w:w="80"/>
+              <w:top w:type="dxa" w:w="40"/>
+              <w:left w:type="dxa" w:w="120"/>
+              <w:bottom w:type="dxa" w:w="40"/>
               <w:right w:type="dxa" w:w="120"/>
             </w:tcMar>
             <w:vAlign w:val="top"/>
@@ -4644,6 +4791,9 @@
         </w:tc>
       </w:tr>
       <w:tr>
+        <w:trPr>
+          <w:cantSplit/>
+        </w:trPr>
         <w:tc>
           <w:tcPr>
             <w:tcW w:type="dxa" w:w="1335"/>
@@ -4655,9 +4805,9 @@
             </w:tcBorders>
             <w:shd w:fill="EEF0FF" w:color="auto" w:val="clear"/>
             <w:tcMar>
-              <w:top w:type="dxa" w:w="80"/>
-              <w:left w:type="dxa" w:w="120"/>
-              <w:bottom w:type="dxa" w:w="80"/>
+              <w:top w:type="dxa" w:w="40"/>
+              <w:left w:type="dxa" w:w="120"/>
+              <w:bottom w:type="dxa" w:w="40"/>
               <w:right w:type="dxa" w:w="120"/>
             </w:tcMar>
             <w:vAlign w:val="top"/>
@@ -4685,9 +4835,9 @@
             </w:tcBorders>
             <w:shd w:fill="EEF0FF" w:color="auto" w:val="clear"/>
             <w:tcMar>
-              <w:top w:type="dxa" w:w="80"/>
-              <w:left w:type="dxa" w:w="120"/>
-              <w:bottom w:type="dxa" w:w="80"/>
+              <w:top w:type="dxa" w:w="40"/>
+              <w:left w:type="dxa" w:w="120"/>
+              <w:bottom w:type="dxa" w:w="40"/>
               <w:right w:type="dxa" w:w="120"/>
             </w:tcMar>
             <w:vAlign w:val="top"/>
@@ -4713,9 +4863,9 @@
             </w:tcBorders>
             <w:shd w:fill="EEF0FF" w:color="auto" w:val="clear"/>
             <w:tcMar>
-              <w:top w:type="dxa" w:w="80"/>
-              <w:left w:type="dxa" w:w="120"/>
-              <w:bottom w:type="dxa" w:w="80"/>
+              <w:top w:type="dxa" w:w="40"/>
+              <w:left w:type="dxa" w:w="120"/>
+              <w:bottom w:type="dxa" w:w="40"/>
               <w:right w:type="dxa" w:w="120"/>
             </w:tcMar>
             <w:vAlign w:val="top"/>
@@ -4732,6 +4882,9 @@
         </w:tc>
       </w:tr>
       <w:tr>
+        <w:trPr>
+          <w:cantSplit/>
+        </w:trPr>
         <w:tc>
           <w:tcPr>
             <w:tcW w:type="dxa" w:w="1335"/>
@@ -4743,9 +4896,9 @@
             </w:tcBorders>
             <w:shd w:fill="FFFFFF" w:color="auto" w:val="clear"/>
             <w:tcMar>
-              <w:top w:type="dxa" w:w="80"/>
-              <w:left w:type="dxa" w:w="120"/>
-              <w:bottom w:type="dxa" w:w="80"/>
+              <w:top w:type="dxa" w:w="40"/>
+              <w:left w:type="dxa" w:w="120"/>
+              <w:bottom w:type="dxa" w:w="40"/>
               <w:right w:type="dxa" w:w="120"/>
             </w:tcMar>
             <w:vAlign w:val="top"/>
@@ -4773,9 +4926,9 @@
             </w:tcBorders>
             <w:shd w:fill="FFFFFF" w:color="auto" w:val="clear"/>
             <w:tcMar>
-              <w:top w:type="dxa" w:w="80"/>
-              <w:left w:type="dxa" w:w="120"/>
-              <w:bottom w:type="dxa" w:w="80"/>
+              <w:top w:type="dxa" w:w="40"/>
+              <w:left w:type="dxa" w:w="120"/>
+              <w:bottom w:type="dxa" w:w="40"/>
               <w:right w:type="dxa" w:w="120"/>
             </w:tcMar>
             <w:vAlign w:val="top"/>
@@ -4801,9 +4954,9 @@
             </w:tcBorders>
             <w:shd w:fill="FFFFFF" w:color="auto" w:val="clear"/>
             <w:tcMar>
-              <w:top w:type="dxa" w:w="80"/>
-              <w:left w:type="dxa" w:w="120"/>
-              <w:bottom w:type="dxa" w:w="80"/>
+              <w:top w:type="dxa" w:w="40"/>
+              <w:left w:type="dxa" w:w="120"/>
+              <w:bottom w:type="dxa" w:w="40"/>
               <w:right w:type="dxa" w:w="120"/>
             </w:tcMar>
             <w:vAlign w:val="top"/>
@@ -4827,6 +4980,8 @@
     </w:p>
     <w:p>
       <w:pPr>
+        <w:keepNext w:val="false"/>
+        <w:keepLines/>
         <w:spacing w:after="140" w:line="288"/>
       </w:pPr>
       <w:r>
@@ -4842,6 +4997,8 @@
     </w:p>
     <w:p>
       <w:pPr>
+        <w:keepNext w:val="false"/>
+        <w:keepLines/>
         <w:spacing w:after="140" w:line="288"/>
       </w:pPr>
       <w:r>
@@ -4857,6 +5014,8 @@
     </w:p>
     <w:p>
       <w:pPr>
+        <w:keepNext w:val="false"/>
+        <w:keepLines/>
         <w:spacing w:after="140" w:line="288"/>
       </w:pPr>
       <w:r>
@@ -4869,7 +5028,7 @@
       <w:r>
         <w:t xml:space="preserve"> </w:t>
       </w:r>
-      <w:hyperlink w:history="1" r:id="rId_sxnjai5an8nok6-wvwd7">
+      <w:hyperlink w:history="1" r:id="rIdtjar8qsi3lltc2brhbdzh">
         <w:r>
           <w:rPr>
             <w:color w:val="4F46E5"/>
@@ -4881,7 +5040,7 @@
       <w:r>
         <w:t xml:space="preserve">; </w:t>
       </w:r>
-      <w:hyperlink w:history="1" r:id="rIdforq5afbl9pb86quooedo">
+      <w:hyperlink w:history="1" r:id="rIdu6a0qboata4z1zxykmnd4">
         <w:r>
           <w:rPr>
             <w:color w:val="4F46E5"/>
@@ -4893,7 +5052,7 @@
       <w:r>
         <w:t xml:space="preserve">; </w:t>
       </w:r>
-      <w:hyperlink w:history="1" r:id="rIdauihypd6qgjmw1_cztm8j">
+      <w:hyperlink w:history="1" r:id="rIdhsua0q4gwlyvfgcn7j6aw">
         <w:r>
           <w:rPr>
             <w:color w:val="4F46E5"/>
@@ -4905,7 +5064,7 @@
       <w:r>
         <w:t xml:space="preserve">; </w:t>
       </w:r>
-      <w:hyperlink w:history="1" r:id="rIdclzi-9qdpskvnnj0ry6em">
+      <w:hyperlink w:history="1" r:id="rIdyqyh-c_2ieferbfwl2d2l">
         <w:r>
           <w:rPr>
             <w:color w:val="4F46E5"/>
@@ -4944,6 +5103,7 @@
       </w:tblGrid>
       <w:tr>
         <w:trPr>
+          <w:cantSplit/>
           <w:tblHeader/>
         </w:trPr>
         <w:tc>
@@ -4957,9 +5117,9 @@
             </w:tcBorders>
             <w:shd w:fill="1E1B4B" w:color="auto" w:val="clear"/>
             <w:tcMar>
-              <w:top w:type="dxa" w:w="80"/>
-              <w:left w:type="dxa" w:w="120"/>
-              <w:bottom w:type="dxa" w:w="80"/>
+              <w:top w:type="dxa" w:w="40"/>
+              <w:left w:type="dxa" w:w="120"/>
+              <w:bottom w:type="dxa" w:w="40"/>
               <w:right w:type="dxa" w:w="120"/>
             </w:tcMar>
             <w:vAlign w:val="top"/>
@@ -4977,9 +5137,9 @@
             </w:tcBorders>
             <w:shd w:fill="1E1B4B" w:color="auto" w:val="clear"/>
             <w:tcMar>
-              <w:top w:type="dxa" w:w="80"/>
-              <w:left w:type="dxa" w:w="120"/>
-              <w:bottom w:type="dxa" w:w="80"/>
+              <w:top w:type="dxa" w:w="40"/>
+              <w:left w:type="dxa" w:w="120"/>
+              <w:bottom w:type="dxa" w:w="40"/>
               <w:right w:type="dxa" w:w="120"/>
             </w:tcMar>
             <w:vAlign w:val="top"/>
@@ -5008,9 +5168,9 @@
             </w:tcBorders>
             <w:shd w:fill="1E1B4B" w:color="auto" w:val="clear"/>
             <w:tcMar>
-              <w:top w:type="dxa" w:w="80"/>
-              <w:left w:type="dxa" w:w="120"/>
-              <w:bottom w:type="dxa" w:w="80"/>
+              <w:top w:type="dxa" w:w="40"/>
+              <w:left w:type="dxa" w:w="120"/>
+              <w:bottom w:type="dxa" w:w="40"/>
               <w:right w:type="dxa" w:w="120"/>
             </w:tcMar>
             <w:vAlign w:val="top"/>
@@ -5030,6 +5190,9 @@
         </w:tc>
       </w:tr>
       <w:tr>
+        <w:trPr>
+          <w:cantSplit/>
+        </w:trPr>
         <w:tc>
           <w:tcPr>
             <w:tcW w:type="dxa" w:w="1335"/>
@@ -5041,9 +5204,9 @@
             </w:tcBorders>
             <w:shd w:fill="EEF0FF" w:color="auto" w:val="clear"/>
             <w:tcMar>
-              <w:top w:type="dxa" w:w="80"/>
-              <w:left w:type="dxa" w:w="120"/>
-              <w:bottom w:type="dxa" w:w="80"/>
+              <w:top w:type="dxa" w:w="40"/>
+              <w:left w:type="dxa" w:w="120"/>
+              <w:bottom w:type="dxa" w:w="40"/>
               <w:right w:type="dxa" w:w="120"/>
             </w:tcMar>
             <w:vAlign w:val="top"/>
@@ -5071,9 +5234,9 @@
             </w:tcBorders>
             <w:shd w:fill="EEF0FF" w:color="auto" w:val="clear"/>
             <w:tcMar>
-              <w:top w:type="dxa" w:w="80"/>
-              <w:left w:type="dxa" w:w="120"/>
-              <w:bottom w:type="dxa" w:w="80"/>
+              <w:top w:type="dxa" w:w="40"/>
+              <w:left w:type="dxa" w:w="120"/>
+              <w:bottom w:type="dxa" w:w="40"/>
               <w:right w:type="dxa" w:w="120"/>
             </w:tcMar>
             <w:vAlign w:val="top"/>
@@ -5099,9 +5262,9 @@
             </w:tcBorders>
             <w:shd w:fill="EEF0FF" w:color="auto" w:val="clear"/>
             <w:tcMar>
-              <w:top w:type="dxa" w:w="80"/>
-              <w:left w:type="dxa" w:w="120"/>
-              <w:bottom w:type="dxa" w:w="80"/>
+              <w:top w:type="dxa" w:w="40"/>
+              <w:left w:type="dxa" w:w="120"/>
+              <w:bottom w:type="dxa" w:w="40"/>
               <w:right w:type="dxa" w:w="120"/>
             </w:tcMar>
             <w:vAlign w:val="top"/>
@@ -5118,6 +5281,9 @@
         </w:tc>
       </w:tr>
       <w:tr>
+        <w:trPr>
+          <w:cantSplit/>
+        </w:trPr>
         <w:tc>
           <w:tcPr>
             <w:tcW w:type="dxa" w:w="1335"/>
@@ -5129,9 +5295,9 @@
             </w:tcBorders>
             <w:shd w:fill="FFFFFF" w:color="auto" w:val="clear"/>
             <w:tcMar>
-              <w:top w:type="dxa" w:w="80"/>
-              <w:left w:type="dxa" w:w="120"/>
-              <w:bottom w:type="dxa" w:w="80"/>
+              <w:top w:type="dxa" w:w="40"/>
+              <w:left w:type="dxa" w:w="120"/>
+              <w:bottom w:type="dxa" w:w="40"/>
               <w:right w:type="dxa" w:w="120"/>
             </w:tcMar>
             <w:vAlign w:val="top"/>
@@ -5159,9 +5325,9 @@
             </w:tcBorders>
             <w:shd w:fill="FFFFFF" w:color="auto" w:val="clear"/>
             <w:tcMar>
-              <w:top w:type="dxa" w:w="80"/>
-              <w:left w:type="dxa" w:w="120"/>
-              <w:bottom w:type="dxa" w:w="80"/>
+              <w:top w:type="dxa" w:w="40"/>
+              <w:left w:type="dxa" w:w="120"/>
+              <w:bottom w:type="dxa" w:w="40"/>
               <w:right w:type="dxa" w:w="120"/>
             </w:tcMar>
             <w:vAlign w:val="top"/>
@@ -5187,9 +5353,9 @@
             </w:tcBorders>
             <w:shd w:fill="FFFFFF" w:color="auto" w:val="clear"/>
             <w:tcMar>
-              <w:top w:type="dxa" w:w="80"/>
-              <w:left w:type="dxa" w:w="120"/>
-              <w:bottom w:type="dxa" w:w="80"/>
+              <w:top w:type="dxa" w:w="40"/>
+              <w:left w:type="dxa" w:w="120"/>
+              <w:bottom w:type="dxa" w:w="40"/>
               <w:right w:type="dxa" w:w="120"/>
             </w:tcMar>
             <w:vAlign w:val="top"/>
@@ -5213,6 +5379,8 @@
     </w:p>
     <w:p>
       <w:pPr>
+        <w:keepNext w:val="false"/>
+        <w:keepLines/>
         <w:spacing w:after="140" w:line="288"/>
       </w:pPr>
       <w:r>
@@ -5228,6 +5396,8 @@
     </w:p>
     <w:p>
       <w:pPr>
+        <w:keepNext w:val="false"/>
+        <w:keepLines/>
         <w:spacing w:after="140" w:line="288"/>
       </w:pPr>
       <w:r>
@@ -5243,6 +5413,8 @@
     </w:p>
     <w:p>
       <w:pPr>
+        <w:keepNext w:val="false"/>
+        <w:keepLines/>
         <w:spacing w:after="140" w:line="288"/>
       </w:pPr>
       <w:r>
@@ -5255,7 +5427,7 @@
       <w:r>
         <w:t xml:space="preserve"> </w:t>
       </w:r>
-      <w:hyperlink w:history="1" r:id="rIdc_mpkwykwn5riijoulrvj">
+      <w:hyperlink w:history="1" r:id="rIdhqr4qotreyamcxmejomhf">
         <w:r>
           <w:rPr>
             <w:color w:val="4F46E5"/>
@@ -5267,7 +5439,7 @@
       <w:r>
         <w:t xml:space="preserve">; </w:t>
       </w:r>
-      <w:hyperlink w:history="1" r:id="rIdusg9hl-gfch0lt22ommcd">
+      <w:hyperlink w:history="1" r:id="rIdclcifgl-bcpaba34cwyq9">
         <w:r>
           <w:rPr>
             <w:color w:val="4F46E5"/>
@@ -5279,7 +5451,7 @@
       <w:r>
         <w:t xml:space="preserve">; </w:t>
       </w:r>
-      <w:hyperlink w:history="1" r:id="rIdt-ctspfeap4ivorv9r5kw">
+      <w:hyperlink w:history="1" r:id="rIdq0h-hv_akileo6uc7lhbs">
         <w:r>
           <w:rPr>
             <w:color w:val="4F46E5"/>
@@ -5291,7 +5463,7 @@
       <w:r>
         <w:t xml:space="preserve">; </w:t>
       </w:r>
-      <w:hyperlink w:history="1" r:id="rIdhnzaqzopgotvfgyqx3gy-">
+      <w:hyperlink w:history="1" r:id="rId5bos90hldjpe2eeaofrpy">
         <w:r>
           <w:rPr>
             <w:color w:val="4F46E5"/>
@@ -5330,6 +5502,7 @@
       </w:tblGrid>
       <w:tr>
         <w:trPr>
+          <w:cantSplit/>
           <w:tblHeader/>
         </w:trPr>
         <w:tc>
@@ -5343,9 +5516,9 @@
             </w:tcBorders>
             <w:shd w:fill="1E1B4B" w:color="auto" w:val="clear"/>
             <w:tcMar>
-              <w:top w:type="dxa" w:w="80"/>
-              <w:left w:type="dxa" w:w="120"/>
-              <w:bottom w:type="dxa" w:w="80"/>
+              <w:top w:type="dxa" w:w="40"/>
+              <w:left w:type="dxa" w:w="120"/>
+              <w:bottom w:type="dxa" w:w="40"/>
               <w:right w:type="dxa" w:w="120"/>
             </w:tcMar>
             <w:vAlign w:val="top"/>
@@ -5363,9 +5536,9 @@
             </w:tcBorders>
             <w:shd w:fill="1E1B4B" w:color="auto" w:val="clear"/>
             <w:tcMar>
-              <w:top w:type="dxa" w:w="80"/>
-              <w:left w:type="dxa" w:w="120"/>
-              <w:bottom w:type="dxa" w:w="80"/>
+              <w:top w:type="dxa" w:w="40"/>
+              <w:left w:type="dxa" w:w="120"/>
+              <w:bottom w:type="dxa" w:w="40"/>
               <w:right w:type="dxa" w:w="120"/>
             </w:tcMar>
             <w:vAlign w:val="top"/>
@@ -5394,9 +5567,9 @@
             </w:tcBorders>
             <w:shd w:fill="1E1B4B" w:color="auto" w:val="clear"/>
             <w:tcMar>
-              <w:top w:type="dxa" w:w="80"/>
-              <w:left w:type="dxa" w:w="120"/>
-              <w:bottom w:type="dxa" w:w="80"/>
+              <w:top w:type="dxa" w:w="40"/>
+              <w:left w:type="dxa" w:w="120"/>
+              <w:bottom w:type="dxa" w:w="40"/>
               <w:right w:type="dxa" w:w="120"/>
             </w:tcMar>
             <w:vAlign w:val="top"/>
@@ -5416,6 +5589,9 @@
         </w:tc>
       </w:tr>
       <w:tr>
+        <w:trPr>
+          <w:cantSplit/>
+        </w:trPr>
         <w:tc>
           <w:tcPr>
             <w:tcW w:type="dxa" w:w="1335"/>
@@ -5427,9 +5603,9 @@
             </w:tcBorders>
             <w:shd w:fill="EEF0FF" w:color="auto" w:val="clear"/>
             <w:tcMar>
-              <w:top w:type="dxa" w:w="80"/>
-              <w:left w:type="dxa" w:w="120"/>
-              <w:bottom w:type="dxa" w:w="80"/>
+              <w:top w:type="dxa" w:w="40"/>
+              <w:left w:type="dxa" w:w="120"/>
+              <w:bottom w:type="dxa" w:w="40"/>
               <w:right w:type="dxa" w:w="120"/>
             </w:tcMar>
             <w:vAlign w:val="top"/>
@@ -5457,9 +5633,9 @@
             </w:tcBorders>
             <w:shd w:fill="EEF0FF" w:color="auto" w:val="clear"/>
             <w:tcMar>
-              <w:top w:type="dxa" w:w="80"/>
-              <w:left w:type="dxa" w:w="120"/>
-              <w:bottom w:type="dxa" w:w="80"/>
+              <w:top w:type="dxa" w:w="40"/>
+              <w:left w:type="dxa" w:w="120"/>
+              <w:bottom w:type="dxa" w:w="40"/>
               <w:right w:type="dxa" w:w="120"/>
             </w:tcMar>
             <w:vAlign w:val="top"/>
@@ -5485,9 +5661,9 @@
             </w:tcBorders>
             <w:shd w:fill="EEF0FF" w:color="auto" w:val="clear"/>
             <w:tcMar>
-              <w:top w:type="dxa" w:w="80"/>
-              <w:left w:type="dxa" w:w="120"/>
-              <w:bottom w:type="dxa" w:w="80"/>
+              <w:top w:type="dxa" w:w="40"/>
+              <w:left w:type="dxa" w:w="120"/>
+              <w:bottom w:type="dxa" w:w="40"/>
               <w:right w:type="dxa" w:w="120"/>
             </w:tcMar>
             <w:vAlign w:val="top"/>
@@ -5504,6 +5680,9 @@
         </w:tc>
       </w:tr>
       <w:tr>
+        <w:trPr>
+          <w:cantSplit/>
+        </w:trPr>
         <w:tc>
           <w:tcPr>
             <w:tcW w:type="dxa" w:w="1335"/>
@@ -5515,9 +5694,9 @@
             </w:tcBorders>
             <w:shd w:fill="FFFFFF" w:color="auto" w:val="clear"/>
             <w:tcMar>
-              <w:top w:type="dxa" w:w="80"/>
-              <w:left w:type="dxa" w:w="120"/>
-              <w:bottom w:type="dxa" w:w="80"/>
+              <w:top w:type="dxa" w:w="40"/>
+              <w:left w:type="dxa" w:w="120"/>
+              <w:bottom w:type="dxa" w:w="40"/>
               <w:right w:type="dxa" w:w="120"/>
             </w:tcMar>
             <w:vAlign w:val="top"/>
@@ -5545,9 +5724,9 @@
             </w:tcBorders>
             <w:shd w:fill="FFFFFF" w:color="auto" w:val="clear"/>
             <w:tcMar>
-              <w:top w:type="dxa" w:w="80"/>
-              <w:left w:type="dxa" w:w="120"/>
-              <w:bottom w:type="dxa" w:w="80"/>
+              <w:top w:type="dxa" w:w="40"/>
+              <w:left w:type="dxa" w:w="120"/>
+              <w:bottom w:type="dxa" w:w="40"/>
               <w:right w:type="dxa" w:w="120"/>
             </w:tcMar>
             <w:vAlign w:val="top"/>
@@ -5573,9 +5752,9 @@
             </w:tcBorders>
             <w:shd w:fill="FFFFFF" w:color="auto" w:val="clear"/>
             <w:tcMar>
-              <w:top w:type="dxa" w:w="80"/>
-              <w:left w:type="dxa" w:w="120"/>
-              <w:bottom w:type="dxa" w:w="80"/>
+              <w:top w:type="dxa" w:w="40"/>
+              <w:left w:type="dxa" w:w="120"/>
+              <w:bottom w:type="dxa" w:w="40"/>
               <w:right w:type="dxa" w:w="120"/>
             </w:tcMar>
             <w:vAlign w:val="top"/>
@@ -5599,6 +5778,8 @@
     </w:p>
     <w:p>
       <w:pPr>
+        <w:keepNext w:val="false"/>
+        <w:keepLines/>
         <w:spacing w:after="140" w:line="288"/>
       </w:pPr>
       <w:r>
@@ -5614,6 +5795,8 @@
     </w:p>
     <w:p>
       <w:pPr>
+        <w:keepNext w:val="false"/>
+        <w:keepLines/>
         <w:spacing w:after="140" w:line="288"/>
       </w:pPr>
       <w:r>
@@ -5624,11 +5807,13 @@
         <w:t xml:space="preserve">Why.</w:t>
       </w:r>
       <w:r>
-        <w:t xml:space="preserve"> Multimodal assistants and realistic synthetic media are now mainstream, and the EU AI Act requires machine-readable marking of AI-generated content from August 2026. Evaluation and responsible use of generated media therefore belong in this week.</w:t>
-      </w:r>
-    </w:p>
-    <w:p>
-      <w:pPr>
+        <w:t xml:space="preserve"> Generated media needs evaluation and responsible use. Article 50(2) assigns marking duties to providers within scope, with exceptions; Article 111(4) gives older systems a transition to 2 December 2026. Students distinguish these duties from deployer disclosure.</w:t>
+      </w:r>
+    </w:p>
+    <w:p>
+      <w:pPr>
+        <w:keepNext w:val="false"/>
+        <w:keepLines/>
         <w:spacing w:after="140" w:line="288"/>
       </w:pPr>
       <w:r>
@@ -5641,7 +5826,7 @@
       <w:r>
         <w:t xml:space="preserve"> </w:t>
       </w:r>
-      <w:hyperlink w:history="1" r:id="rIdzax6ezxgnuerrkapa6-kr">
+      <w:hyperlink w:history="1" r:id="rIdwof32dnho1lfqty-frui6">
         <w:r>
           <w:rPr>
             <w:color w:val="4F46E5"/>
@@ -5653,7 +5838,7 @@
       <w:r>
         <w:t xml:space="preserve">; </w:t>
       </w:r>
-      <w:hyperlink w:history="1" r:id="rIdrvccrhobt4ad7p5xklvvs">
+      <w:hyperlink w:history="1" r:id="rIddi0uevjiynmln1qtiz1t-">
         <w:r>
           <w:rPr>
             <w:color w:val="4F46E5"/>
@@ -5665,7 +5850,7 @@
       <w:r>
         <w:t xml:space="preserve">; </w:t>
       </w:r>
-      <w:hyperlink w:history="1" r:id="rIdtdch886kyimfybm8diiqc">
+      <w:hyperlink w:history="1" r:id="rIdnpsi44ka8axczfdnqivvs">
         <w:r>
           <w:rPr>
             <w:color w:val="4F46E5"/>
@@ -5677,13 +5862,25 @@
       <w:r>
         <w:t xml:space="preserve">; </w:t>
       </w:r>
-      <w:hyperlink w:history="1" r:id="rIdbbcjgepure_v3jk-m1uqb">
+      <w:hyperlink w:history="1" r:id="rIdrhclieusnkfszwdiq9unh">
         <w:r>
           <w:rPr>
             <w:color w:val="4F46E5"/>
             <w:u w:val="single"/>
           </w:rPr>
-          <w:t xml:space="preserve">EU AI Act, Article 50: transparency obligations (from 2 Aug 2026)</w:t>
+          <w:t xml:space="preserve">EU AI Act: Article 50 (duties and exceptions)</w:t>
+        </w:r>
+      </w:hyperlink>
+      <w:r>
+        <w:t xml:space="preserve">; </w:t>
+      </w:r>
+      <w:hyperlink w:history="1" r:id="rIdtr1uxinylbsnsg0tdxaul">
+        <w:r>
+          <w:rPr>
+            <w:color w:val="4F46E5"/>
+            <w:u w:val="single"/>
+          </w:rPr>
+          <w:t xml:space="preserve">EU AI Act: Article 111(4), marking transition</w:t>
         </w:r>
       </w:hyperlink>
     </w:p>
@@ -5716,6 +5913,7 @@
       </w:tblGrid>
       <w:tr>
         <w:trPr>
+          <w:cantSplit/>
           <w:tblHeader/>
         </w:trPr>
         <w:tc>
@@ -5729,9 +5927,9 @@
             </w:tcBorders>
             <w:shd w:fill="1E1B4B" w:color="auto" w:val="clear"/>
             <w:tcMar>
-              <w:top w:type="dxa" w:w="80"/>
-              <w:left w:type="dxa" w:w="120"/>
-              <w:bottom w:type="dxa" w:w="80"/>
+              <w:top w:type="dxa" w:w="40"/>
+              <w:left w:type="dxa" w:w="120"/>
+              <w:bottom w:type="dxa" w:w="40"/>
               <w:right w:type="dxa" w:w="120"/>
             </w:tcMar>
             <w:vAlign w:val="top"/>
@@ -5749,9 +5947,9 @@
             </w:tcBorders>
             <w:shd w:fill="1E1B4B" w:color="auto" w:val="clear"/>
             <w:tcMar>
-              <w:top w:type="dxa" w:w="80"/>
-              <w:left w:type="dxa" w:w="120"/>
-              <w:bottom w:type="dxa" w:w="80"/>
+              <w:top w:type="dxa" w:w="40"/>
+              <w:left w:type="dxa" w:w="120"/>
+              <w:bottom w:type="dxa" w:w="40"/>
               <w:right w:type="dxa" w:w="120"/>
             </w:tcMar>
             <w:vAlign w:val="top"/>
@@ -5780,9 +5978,9 @@
             </w:tcBorders>
             <w:shd w:fill="1E1B4B" w:color="auto" w:val="clear"/>
             <w:tcMar>
-              <w:top w:type="dxa" w:w="80"/>
-              <w:left w:type="dxa" w:w="120"/>
-              <w:bottom w:type="dxa" w:w="80"/>
+              <w:top w:type="dxa" w:w="40"/>
+              <w:left w:type="dxa" w:w="120"/>
+              <w:bottom w:type="dxa" w:w="40"/>
               <w:right w:type="dxa" w:w="120"/>
             </w:tcMar>
             <w:vAlign w:val="top"/>
@@ -5802,6 +6000,9 @@
         </w:tc>
       </w:tr>
       <w:tr>
+        <w:trPr>
+          <w:cantSplit/>
+        </w:trPr>
         <w:tc>
           <w:tcPr>
             <w:tcW w:type="dxa" w:w="1335"/>
@@ -5813,9 +6014,9 @@
             </w:tcBorders>
             <w:shd w:fill="EEF0FF" w:color="auto" w:val="clear"/>
             <w:tcMar>
-              <w:top w:type="dxa" w:w="80"/>
-              <w:left w:type="dxa" w:w="120"/>
-              <w:bottom w:type="dxa" w:w="80"/>
+              <w:top w:type="dxa" w:w="40"/>
+              <w:left w:type="dxa" w:w="120"/>
+              <w:bottom w:type="dxa" w:w="40"/>
               <w:right w:type="dxa" w:w="120"/>
             </w:tcMar>
             <w:vAlign w:val="top"/>
@@ -5843,9 +6044,9 @@
             </w:tcBorders>
             <w:shd w:fill="EEF0FF" w:color="auto" w:val="clear"/>
             <w:tcMar>
-              <w:top w:type="dxa" w:w="80"/>
-              <w:left w:type="dxa" w:w="120"/>
-              <w:bottom w:type="dxa" w:w="80"/>
+              <w:top w:type="dxa" w:w="40"/>
+              <w:left w:type="dxa" w:w="120"/>
+              <w:bottom w:type="dxa" w:w="40"/>
               <w:right w:type="dxa" w:w="120"/>
             </w:tcMar>
             <w:vAlign w:val="top"/>
@@ -5871,9 +6072,9 @@
             </w:tcBorders>
             <w:shd w:fill="EEF0FF" w:color="auto" w:val="clear"/>
             <w:tcMar>
-              <w:top w:type="dxa" w:w="80"/>
-              <w:left w:type="dxa" w:w="120"/>
-              <w:bottom w:type="dxa" w:w="80"/>
+              <w:top w:type="dxa" w:w="40"/>
+              <w:left w:type="dxa" w:w="120"/>
+              <w:bottom w:type="dxa" w:w="40"/>
               <w:right w:type="dxa" w:w="120"/>
             </w:tcMar>
             <w:vAlign w:val="top"/>
@@ -5890,6 +6091,9 @@
         </w:tc>
       </w:tr>
       <w:tr>
+        <w:trPr>
+          <w:cantSplit/>
+        </w:trPr>
         <w:tc>
           <w:tcPr>
             <w:tcW w:type="dxa" w:w="1335"/>
@@ -5901,9 +6105,9 @@
             </w:tcBorders>
             <w:shd w:fill="FFFFFF" w:color="auto" w:val="clear"/>
             <w:tcMar>
-              <w:top w:type="dxa" w:w="80"/>
-              <w:left w:type="dxa" w:w="120"/>
-              <w:bottom w:type="dxa" w:w="80"/>
+              <w:top w:type="dxa" w:w="40"/>
+              <w:left w:type="dxa" w:w="120"/>
+              <w:bottom w:type="dxa" w:w="40"/>
               <w:right w:type="dxa" w:w="120"/>
             </w:tcMar>
             <w:vAlign w:val="top"/>
@@ -5931,9 +6135,9 @@
             </w:tcBorders>
             <w:shd w:fill="FFFFFF" w:color="auto" w:val="clear"/>
             <w:tcMar>
-              <w:top w:type="dxa" w:w="80"/>
-              <w:left w:type="dxa" w:w="120"/>
-              <w:bottom w:type="dxa" w:w="80"/>
+              <w:top w:type="dxa" w:w="40"/>
+              <w:left w:type="dxa" w:w="120"/>
+              <w:bottom w:type="dxa" w:w="40"/>
               <w:right w:type="dxa" w:w="120"/>
             </w:tcMar>
             <w:vAlign w:val="top"/>
@@ -5959,9 +6163,9 @@
             </w:tcBorders>
             <w:shd w:fill="FFFFFF" w:color="auto" w:val="clear"/>
             <w:tcMar>
-              <w:top w:type="dxa" w:w="80"/>
-              <w:left w:type="dxa" w:w="120"/>
-              <w:bottom w:type="dxa" w:w="80"/>
+              <w:top w:type="dxa" w:w="40"/>
+              <w:left w:type="dxa" w:w="120"/>
+              <w:bottom w:type="dxa" w:w="40"/>
               <w:right w:type="dxa" w:w="120"/>
             </w:tcMar>
             <w:vAlign w:val="top"/>
@@ -5985,6 +6189,8 @@
     </w:p>
     <w:p>
       <w:pPr>
+        <w:keepNext w:val="false"/>
+        <w:keepLines/>
         <w:spacing w:after="140" w:line="288"/>
       </w:pPr>
       <w:r>
@@ -6000,6 +6206,8 @@
     </w:p>
     <w:p>
       <w:pPr>
+        <w:keepNext w:val="false"/>
+        <w:keepLines/>
         <w:spacing w:after="140" w:line="288"/>
       </w:pPr>
       <w:r>
@@ -6015,6 +6223,8 @@
     </w:p>
     <w:p>
       <w:pPr>
+        <w:keepNext w:val="false"/>
+        <w:keepLines/>
         <w:spacing w:after="140" w:line="288"/>
       </w:pPr>
       <w:r>
@@ -6027,7 +6237,7 @@
       <w:r>
         <w:t xml:space="preserve"> </w:t>
       </w:r>
-      <w:hyperlink w:history="1" r:id="rIdwbhto3cez6xxobwlgrboa">
+      <w:hyperlink w:history="1" r:id="rIdl85e1gbdcxmrldvauuyln">
         <w:r>
           <w:rPr>
             <w:color w:val="4F46E5"/>
@@ -6039,7 +6249,7 @@
       <w:r>
         <w:t xml:space="preserve">; </w:t>
       </w:r>
-      <w:hyperlink w:history="1" r:id="rIdmgz4bdpsgqjel-yrxsxr0">
+      <w:hyperlink w:history="1" r:id="rIdkbz_axca7dmwmlkpys_cy">
         <w:r>
           <w:rPr>
             <w:color w:val="4F46E5"/>
@@ -6051,7 +6261,7 @@
       <w:r>
         <w:t xml:space="preserve">; </w:t>
       </w:r>
-      <w:hyperlink w:history="1" r:id="rIdyxf1uuqy9sqfodgfxtqas">
+      <w:hyperlink w:history="1" r:id="rIdjgagcpmdax08mndqmrgjo">
         <w:r>
           <w:rPr>
             <w:color w:val="4F46E5"/>
@@ -6063,7 +6273,7 @@
       <w:r>
         <w:t xml:space="preserve">; </w:t>
       </w:r>
-      <w:hyperlink w:history="1" r:id="rIdtrvslplqzwaezauv_0uxi">
+      <w:hyperlink w:history="1" r:id="rIdrmw6th7a_dt_j430lp3td">
         <w:r>
           <w:rPr>
             <w:color w:val="4F46E5"/>
@@ -6075,7 +6285,7 @@
       <w:r>
         <w:t xml:space="preserve">; </w:t>
       </w:r>
-      <w:hyperlink w:history="1" r:id="rIdsmqxymrai2fe58amk1jss">
+      <w:hyperlink w:history="1" r:id="rIdhnu0fpzyhasajvvz3tyhl">
         <w:r>
           <w:rPr>
             <w:color w:val="4F46E5"/>
@@ -6114,6 +6324,7 @@
       </w:tblGrid>
       <w:tr>
         <w:trPr>
+          <w:cantSplit/>
           <w:tblHeader/>
         </w:trPr>
         <w:tc>
@@ -6127,9 +6338,9 @@
             </w:tcBorders>
             <w:shd w:fill="1E1B4B" w:color="auto" w:val="clear"/>
             <w:tcMar>
-              <w:top w:type="dxa" w:w="80"/>
-              <w:left w:type="dxa" w:w="120"/>
-              <w:bottom w:type="dxa" w:w="80"/>
+              <w:top w:type="dxa" w:w="40"/>
+              <w:left w:type="dxa" w:w="120"/>
+              <w:bottom w:type="dxa" w:w="40"/>
               <w:right w:type="dxa" w:w="120"/>
             </w:tcMar>
             <w:vAlign w:val="top"/>
@@ -6147,9 +6358,9 @@
             </w:tcBorders>
             <w:shd w:fill="1E1B4B" w:color="auto" w:val="clear"/>
             <w:tcMar>
-              <w:top w:type="dxa" w:w="80"/>
-              <w:left w:type="dxa" w:w="120"/>
-              <w:bottom w:type="dxa" w:w="80"/>
+              <w:top w:type="dxa" w:w="40"/>
+              <w:left w:type="dxa" w:w="120"/>
+              <w:bottom w:type="dxa" w:w="40"/>
               <w:right w:type="dxa" w:w="120"/>
             </w:tcMar>
             <w:vAlign w:val="top"/>
@@ -6178,9 +6389,9 @@
             </w:tcBorders>
             <w:shd w:fill="1E1B4B" w:color="auto" w:val="clear"/>
             <w:tcMar>
-              <w:top w:type="dxa" w:w="80"/>
-              <w:left w:type="dxa" w:w="120"/>
-              <w:bottom w:type="dxa" w:w="80"/>
+              <w:top w:type="dxa" w:w="40"/>
+              <w:left w:type="dxa" w:w="120"/>
+              <w:bottom w:type="dxa" w:w="40"/>
               <w:right w:type="dxa" w:w="120"/>
             </w:tcMar>
             <w:vAlign w:val="top"/>
@@ -6200,6 +6411,9 @@
         </w:tc>
       </w:tr>
       <w:tr>
+        <w:trPr>
+          <w:cantSplit/>
+        </w:trPr>
         <w:tc>
           <w:tcPr>
             <w:tcW w:type="dxa" w:w="1335"/>
@@ -6211,9 +6425,9 @@
             </w:tcBorders>
             <w:shd w:fill="EEF0FF" w:color="auto" w:val="clear"/>
             <w:tcMar>
-              <w:top w:type="dxa" w:w="80"/>
-              <w:left w:type="dxa" w:w="120"/>
-              <w:bottom w:type="dxa" w:w="80"/>
+              <w:top w:type="dxa" w:w="40"/>
+              <w:left w:type="dxa" w:w="120"/>
+              <w:bottom w:type="dxa" w:w="40"/>
               <w:right w:type="dxa" w:w="120"/>
             </w:tcMar>
             <w:vAlign w:val="top"/>
@@ -6241,9 +6455,9 @@
             </w:tcBorders>
             <w:shd w:fill="EEF0FF" w:color="auto" w:val="clear"/>
             <w:tcMar>
-              <w:top w:type="dxa" w:w="80"/>
-              <w:left w:type="dxa" w:w="120"/>
-              <w:bottom w:type="dxa" w:w="80"/>
+              <w:top w:type="dxa" w:w="40"/>
+              <w:left w:type="dxa" w:w="120"/>
+              <w:bottom w:type="dxa" w:w="40"/>
               <w:right w:type="dxa" w:w="120"/>
             </w:tcMar>
             <w:vAlign w:val="top"/>
@@ -6269,9 +6483,9 @@
             </w:tcBorders>
             <w:shd w:fill="EEF0FF" w:color="auto" w:val="clear"/>
             <w:tcMar>
-              <w:top w:type="dxa" w:w="80"/>
-              <w:left w:type="dxa" w:w="120"/>
-              <w:bottom w:type="dxa" w:w="80"/>
+              <w:top w:type="dxa" w:w="40"/>
+              <w:left w:type="dxa" w:w="120"/>
+              <w:bottom w:type="dxa" w:w="40"/>
               <w:right w:type="dxa" w:w="120"/>
             </w:tcMar>
             <w:vAlign w:val="top"/>
@@ -6288,6 +6502,9 @@
         </w:tc>
       </w:tr>
       <w:tr>
+        <w:trPr>
+          <w:cantSplit/>
+        </w:trPr>
         <w:tc>
           <w:tcPr>
             <w:tcW w:type="dxa" w:w="1335"/>
@@ -6299,9 +6516,9 @@
             </w:tcBorders>
             <w:shd w:fill="FFFFFF" w:color="auto" w:val="clear"/>
             <w:tcMar>
-              <w:top w:type="dxa" w:w="80"/>
-              <w:left w:type="dxa" w:w="120"/>
-              <w:bottom w:type="dxa" w:w="80"/>
+              <w:top w:type="dxa" w:w="40"/>
+              <w:left w:type="dxa" w:w="120"/>
+              <w:bottom w:type="dxa" w:w="40"/>
               <w:right w:type="dxa" w:w="120"/>
             </w:tcMar>
             <w:vAlign w:val="top"/>
@@ -6329,9 +6546,9 @@
             </w:tcBorders>
             <w:shd w:fill="FFFFFF" w:color="auto" w:val="clear"/>
             <w:tcMar>
-              <w:top w:type="dxa" w:w="80"/>
-              <w:left w:type="dxa" w:w="120"/>
-              <w:bottom w:type="dxa" w:w="80"/>
+              <w:top w:type="dxa" w:w="40"/>
+              <w:left w:type="dxa" w:w="120"/>
+              <w:bottom w:type="dxa" w:w="40"/>
               <w:right w:type="dxa" w:w="120"/>
             </w:tcMar>
             <w:vAlign w:val="top"/>
@@ -6357,9 +6574,9 @@
             </w:tcBorders>
             <w:shd w:fill="FFFFFF" w:color="auto" w:val="clear"/>
             <w:tcMar>
-              <w:top w:type="dxa" w:w="80"/>
-              <w:left w:type="dxa" w:w="120"/>
-              <w:bottom w:type="dxa" w:w="80"/>
+              <w:top w:type="dxa" w:w="40"/>
+              <w:left w:type="dxa" w:w="120"/>
+              <w:bottom w:type="dxa" w:w="40"/>
               <w:right w:type="dxa" w:w="120"/>
             </w:tcMar>
             <w:vAlign w:val="top"/>
@@ -6383,6 +6600,8 @@
     </w:p>
     <w:p>
       <w:pPr>
+        <w:keepNext w:val="false"/>
+        <w:keepLines/>
         <w:spacing w:after="140" w:line="288"/>
       </w:pPr>
       <w:r>
@@ -6398,6 +6617,8 @@
     </w:p>
     <w:p>
       <w:pPr>
+        <w:keepNext w:val="false"/>
+        <w:keepLines/>
         <w:spacing w:after="140" w:line="288"/>
       </w:pPr>
       <w:r>
@@ -6413,6 +6634,8 @@
     </w:p>
     <w:p>
       <w:pPr>
+        <w:keepNext w:val="false"/>
+        <w:keepLines/>
         <w:spacing w:after="140" w:line="288"/>
       </w:pPr>
       <w:r>
@@ -6425,7 +6648,7 @@
       <w:r>
         <w:t xml:space="preserve"> </w:t>
       </w:r>
-      <w:hyperlink w:history="1" r:id="rIdrlejvmdqwsts-4hroud8s">
+      <w:hyperlink w:history="1" r:id="rId7oczzo-cadlh3jgnczhl7">
         <w:r>
           <w:rPr>
             <w:color w:val="4F46E5"/>
@@ -6437,7 +6660,7 @@
       <w:r>
         <w:t xml:space="preserve">; </w:t>
       </w:r>
-      <w:hyperlink w:history="1" r:id="rIdezsvdu98hh78mqgbp6fxv">
+      <w:hyperlink w:history="1" r:id="rIdicjh-oh7fftacecs9ui2j">
         <w:r>
           <w:rPr>
             <w:color w:val="4F46E5"/>
@@ -6449,7 +6672,7 @@
       <w:r>
         <w:t xml:space="preserve">; </w:t>
       </w:r>
-      <w:hyperlink w:history="1" r:id="rIdc7h3kwhuw6j1jipiqlhbh">
+      <w:hyperlink w:history="1" r:id="rId51f_pu-emjlzfoxyc6idj">
         <w:r>
           <w:rPr>
             <w:color w:val="4F46E5"/>
@@ -6461,7 +6684,7 @@
       <w:r>
         <w:t xml:space="preserve">; </w:t>
       </w:r>
-      <w:hyperlink w:history="1" r:id="rIduap4w6hca2vib_popn-yl">
+      <w:hyperlink w:history="1" r:id="rIda23ceqpijx58_er1y5bf8">
         <w:r>
           <w:rPr>
             <w:color w:val="4F46E5"/>
@@ -6473,7 +6696,7 @@
       <w:r>
         <w:t xml:space="preserve">; </w:t>
       </w:r>
-      <w:hyperlink w:history="1" r:id="rIda2iwz1di-nadb4ezsxox0">
+      <w:hyperlink w:history="1" r:id="rIdigplm_pmedp_ve9ohpcwu">
         <w:r>
           <w:rPr>
             <w:color w:val="4F46E5"/>
@@ -6806,16 +7029,6 @@
   <w:style w:type="paragraph" w:styleId="Normal" w:default="1">
     <w:name w:val="Normal"/>
     <w:qFormat/>
-  </w:style>
-  <w:style w:type="paragraph" w:styleId="Title">
-    <w:name w:val="Title"/>
-    <w:basedOn w:val="Normal"/>
-    <w:next w:val="Normal"/>
-    <w:qFormat/>
-    <w:rPr>
-      <w:sz w:val="56"/>
-      <w:szCs w:val="56"/>
-    </w:rPr>
   </w:style>
   <w:style w:type="paragraph" w:styleId="Heading4">
     <w:name w:val="Heading 4"/>
@@ -6945,6 +7158,23 @@
       <w:szCs w:val="20"/>
     </w:rPr>
   </w:style>
+  <w:style w:type="paragraph" w:styleId="Title">
+    <w:name w:val="Title"/>
+    <w:basedOn w:val="Normal"/>
+    <w:next w:val="Normal"/>
+    <w:qFormat/>
+    <w:pPr>
+      <w:spacing w:after="160"/>
+    </w:pPr>
+    <w:rPr>
+      <w:rFonts w:ascii="Calibri" w:cs="Calibri" w:eastAsia="Calibri" w:hAnsi="Calibri"/>
+      <w:b/>
+      <w:bCs/>
+      <w:color w:val="000000"/>
+      <w:sz w:val="56"/>
+      <w:szCs w:val="56"/>
+    </w:rPr>
+  </w:style>
   <w:style w:type="paragraph" w:styleId="Heading1">
     <w:name w:val="Heading 1"/>
     <w:basedOn w:val="Normal"/>
@@ -6958,7 +7188,7 @@
       <w:rFonts w:ascii="Calibri" w:cs="Calibri" w:eastAsia="Calibri" w:hAnsi="Calibri"/>
       <w:b/>
       <w:bCs/>
-      <w:color w:val="1E1B4B"/>
+      <w:color w:val="000000"/>
       <w:sz w:val="36"/>
       <w:szCs w:val="36"/>
     </w:rPr>
@@ -6976,7 +7206,7 @@
       <w:rFonts w:ascii="Calibri" w:cs="Calibri" w:eastAsia="Calibri" w:hAnsi="Calibri"/>
       <w:b/>
       <w:bCs/>
-      <w:color w:val="4F46E5"/>
+      <w:color w:val="000000"/>
       <w:sz w:val="28"/>
       <w:szCs w:val="28"/>
     </w:rPr>
@@ -6994,7 +7224,7 @@
       <w:rFonts w:ascii="Calibri" w:cs="Calibri" w:eastAsia="Calibri" w:hAnsi="Calibri"/>
       <w:b/>
       <w:bCs/>
-      <w:color w:val="1E1B4B"/>
+      <w:color w:val="000000"/>
       <w:sz w:val="24"/>
       <w:szCs w:val="24"/>
     </w:rPr>

--- a/deliverables/00_Course/Section_7.3_Rationale.docx
+++ b/deliverables/00_Course/Section_7.3_Rationale.docx
@@ -2319,7 +2319,7 @@
       <w:r>
         <w:t xml:space="preserve"> </w:t>
       </w:r>
-      <w:hyperlink w:history="1" r:id="rIdojublneooyb3iwhnq3g0r">
+      <w:hyperlink w:history="1" r:id="rIdtb1jfkjjhcaif2c_fssqd">
         <w:r>
           <w:rPr>
             <w:color w:val="4F46E5"/>
@@ -2331,7 +2331,7 @@
       <w:r>
         <w:t xml:space="preserve">; </w:t>
       </w:r>
-      <w:hyperlink w:history="1" r:id="rId6zbhqcrwe0ngpojnnit32">
+      <w:hyperlink w:history="1" r:id="rIdq2ckf6zbdtlbnrooptvyl">
         <w:r>
           <w:rPr>
             <w:color w:val="4F46E5"/>
@@ -2343,7 +2343,7 @@
       <w:r>
         <w:t xml:space="preserve">; </w:t>
       </w:r>
-      <w:hyperlink w:history="1" r:id="rIdw--nro5vmc11xv0qf5bco">
+      <w:hyperlink w:history="1" r:id="rIdyicht8ase1v62sdu9udyq">
         <w:r>
           <w:rPr>
             <w:color w:val="4F46E5"/>
@@ -2706,7 +2706,7 @@
       <w:r>
         <w:t xml:space="preserve"> </w:t>
       </w:r>
-      <w:hyperlink w:history="1" r:id="rId74v_nvich-whd_-kzo6rv">
+      <w:hyperlink w:history="1" r:id="rIdiuk6jjzwdghbucjuntve4">
         <w:r>
           <w:rPr>
             <w:color w:val="4F46E5"/>
@@ -2718,7 +2718,7 @@
       <w:r>
         <w:t xml:space="preserve">; </w:t>
       </w:r>
-      <w:hyperlink w:history="1" r:id="rIdurctwpslphxxmpiuupobc">
+      <w:hyperlink w:history="1" r:id="rIdcok1eebfsgvf5qrrweacr">
         <w:r>
           <w:rPr>
             <w:color w:val="4F46E5"/>
@@ -3081,7 +3081,7 @@
       <w:r>
         <w:t xml:space="preserve"> </w:t>
       </w:r>
-      <w:hyperlink w:history="1" r:id="rIdfrqjmlgky3f8uptiolhvs">
+      <w:hyperlink w:history="1" r:id="rIdbxsq14cd2d14fzogzpov0">
         <w:r>
           <w:rPr>
             <w:color w:val="4F46E5"/>
@@ -3093,7 +3093,7 @@
       <w:r>
         <w:t xml:space="preserve">; </w:t>
       </w:r>
-      <w:hyperlink w:history="1" r:id="rIdamihbol9bhyz9dll0i0ff">
+      <w:hyperlink w:history="1" r:id="rIdje0rr77mftsgyb71atxcb">
         <w:r>
           <w:rPr>
             <w:color w:val="4F46E5"/>
@@ -3456,7 +3456,7 @@
       <w:r>
         <w:t xml:space="preserve"> </w:t>
       </w:r>
-      <w:hyperlink w:history="1" r:id="rIdeaelpjli1guup4bzy1cod">
+      <w:hyperlink w:history="1" r:id="rIdyhage9hb8ijig4ewigqmb">
         <w:r>
           <w:rPr>
             <w:color w:val="4F46E5"/>
@@ -3468,7 +3468,7 @@
       <w:r>
         <w:t xml:space="preserve">; </w:t>
       </w:r>
-      <w:hyperlink w:history="1" r:id="rIdymp0w_yej4clcl28u8y9t">
+      <w:hyperlink w:history="1" r:id="rIdoaknhrjqsm3o7xs-mxmye">
         <w:r>
           <w:rPr>
             <w:color w:val="4F46E5"/>
@@ -3480,7 +3480,7 @@
       <w:r>
         <w:t xml:space="preserve">; </w:t>
       </w:r>
-      <w:hyperlink w:history="1" r:id="rIdkacxuc6ayfyijymzvn1hf">
+      <w:hyperlink w:history="1" r:id="rIdp5at1aduefevdgo5vtqj_">
         <w:r>
           <w:rPr>
             <w:color w:val="4F46E5"/>
@@ -3492,7 +3492,7 @@
       <w:r>
         <w:t xml:space="preserve">; </w:t>
       </w:r>
-      <w:hyperlink w:history="1" r:id="rIdi_ierx6dhql99ixdqb0sw">
+      <w:hyperlink w:history="1" r:id="rIdfd6n3znkjdsxacobgn6qg">
         <w:r>
           <w:rPr>
             <w:color w:val="4F46E5"/>
@@ -3855,7 +3855,7 @@
       <w:r>
         <w:t xml:space="preserve"> </w:t>
       </w:r>
-      <w:hyperlink w:history="1" r:id="rId6bix2vmdbropp9zhx1nv3">
+      <w:hyperlink w:history="1" r:id="rId4j0i7nu5wtt6rjofodhno">
         <w:r>
           <w:rPr>
             <w:color w:val="4F46E5"/>
@@ -3867,7 +3867,7 @@
       <w:r>
         <w:t xml:space="preserve">; </w:t>
       </w:r>
-      <w:hyperlink w:history="1" r:id="rId42fmxprhl59l8rz16qewh">
+      <w:hyperlink w:history="1" r:id="rId67isdq_ysioykplgdxojx">
         <w:r>
           <w:rPr>
             <w:color w:val="4F46E5"/>
@@ -3879,7 +3879,7 @@
       <w:r>
         <w:t xml:space="preserve">; </w:t>
       </w:r>
-      <w:hyperlink w:history="1" r:id="rIdihlpkdkq7mueibithhkf0">
+      <w:hyperlink w:history="1" r:id="rId20sqegmombgbro64g1bfd">
         <w:r>
           <w:rPr>
             <w:color w:val="4F46E5"/>
@@ -4242,7 +4242,7 @@
       <w:r>
         <w:t xml:space="preserve"> </w:t>
       </w:r>
-      <w:hyperlink w:history="1" r:id="rIdbsggh6aa7p6gwyfppwa0l">
+      <w:hyperlink w:history="1" r:id="rIdw2cockvy1cxomy9chkaqr">
         <w:r>
           <w:rPr>
             <w:color w:val="4F46E5"/>
@@ -4254,7 +4254,7 @@
       <w:r>
         <w:t xml:space="preserve">; </w:t>
       </w:r>
-      <w:hyperlink w:history="1" r:id="rIdsyltnmigza86-vdjufapr">
+      <w:hyperlink w:history="1" r:id="rIdgbmsvndhcxzvyihxxtbpi">
         <w:r>
           <w:rPr>
             <w:color w:val="4F46E5"/>
@@ -4266,7 +4266,7 @@
       <w:r>
         <w:t xml:space="preserve">; </w:t>
       </w:r>
-      <w:hyperlink w:history="1" r:id="rIdzfeoudhk08ihyamwstxem">
+      <w:hyperlink w:history="1" r:id="rId-sxry_4ww7htxnwzkdhw4">
         <w:r>
           <w:rPr>
             <w:color w:val="4F46E5"/>
@@ -4629,7 +4629,7 @@
       <w:r>
         <w:t xml:space="preserve"> </w:t>
       </w:r>
-      <w:hyperlink w:history="1" r:id="rIdbuzlk3ndhwemyg5l8d-bs">
+      <w:hyperlink w:history="1" r:id="rIdt2rlykjdq_jng-o8urabe">
         <w:r>
           <w:rPr>
             <w:color w:val="4F46E5"/>
@@ -4641,7 +4641,7 @@
       <w:r>
         <w:t xml:space="preserve">; </w:t>
       </w:r>
-      <w:hyperlink w:history="1" r:id="rIdh2csh-ariiyqhfq2arwy5">
+      <w:hyperlink w:history="1" r:id="rIdtgjcsmyn2-s-4fwgjpgdf">
         <w:r>
           <w:rPr>
             <w:color w:val="4F46E5"/>
@@ -4653,7 +4653,7 @@
       <w:r>
         <w:t xml:space="preserve">; </w:t>
       </w:r>
-      <w:hyperlink w:history="1" r:id="rIdcujixinaqjan95wzltf13">
+      <w:hyperlink w:history="1" r:id="rIdap9pcmj_sqmnpj8vaot67">
         <w:r>
           <w:rPr>
             <w:color w:val="4F46E5"/>
@@ -4665,7 +4665,7 @@
       <w:r>
         <w:t xml:space="preserve">; </w:t>
       </w:r>
-      <w:hyperlink w:history="1" r:id="rIdz2r11y0fbouejcw4z2co7">
+      <w:hyperlink w:history="1" r:id="rIdgbc0kwxwu-eqw4qoyoxkx">
         <w:r>
           <w:rPr>
             <w:color w:val="4F46E5"/>
@@ -5028,7 +5028,7 @@
       <w:r>
         <w:t xml:space="preserve"> </w:t>
       </w:r>
-      <w:hyperlink w:history="1" r:id="rIdtjar8qsi3lltc2brhbdzh">
+      <w:hyperlink w:history="1" r:id="rIdkq--q_sww05fua2cojvxt">
         <w:r>
           <w:rPr>
             <w:color w:val="4F46E5"/>
@@ -5040,7 +5040,7 @@
       <w:r>
         <w:t xml:space="preserve">; </w:t>
       </w:r>
-      <w:hyperlink w:history="1" r:id="rIdu6a0qboata4z1zxykmnd4">
+      <w:hyperlink w:history="1" r:id="rIdlo2jdwm9hg8fcovxcbybe">
         <w:r>
           <w:rPr>
             <w:color w:val="4F46E5"/>
@@ -5052,7 +5052,7 @@
       <w:r>
         <w:t xml:space="preserve">; </w:t>
       </w:r>
-      <w:hyperlink w:history="1" r:id="rIdhsua0q4gwlyvfgcn7j6aw">
+      <w:hyperlink w:history="1" r:id="rIdynqxw511qkaxkk_ywfxr4">
         <w:r>
           <w:rPr>
             <w:color w:val="4F46E5"/>
@@ -5064,7 +5064,7 @@
       <w:r>
         <w:t xml:space="preserve">; </w:t>
       </w:r>
-      <w:hyperlink w:history="1" r:id="rIdyqyh-c_2ieferbfwl2d2l">
+      <w:hyperlink w:history="1" r:id="rIdbqssa9ffhgk4udw9lrssk">
         <w:r>
           <w:rPr>
             <w:color w:val="4F46E5"/>
@@ -5427,7 +5427,7 @@
       <w:r>
         <w:t xml:space="preserve"> </w:t>
       </w:r>
-      <w:hyperlink w:history="1" r:id="rIdhqr4qotreyamcxmejomhf">
+      <w:hyperlink w:history="1" r:id="rIdvgpxnou-srfxc1vxlfcev">
         <w:r>
           <w:rPr>
             <w:color w:val="4F46E5"/>
@@ -5439,7 +5439,7 @@
       <w:r>
         <w:t xml:space="preserve">; </w:t>
       </w:r>
-      <w:hyperlink w:history="1" r:id="rIdclcifgl-bcpaba34cwyq9">
+      <w:hyperlink w:history="1" r:id="rIdxpbcudmhoeagxccj3af-1">
         <w:r>
           <w:rPr>
             <w:color w:val="4F46E5"/>
@@ -5451,7 +5451,7 @@
       <w:r>
         <w:t xml:space="preserve">; </w:t>
       </w:r>
-      <w:hyperlink w:history="1" r:id="rIdq0h-hv_akileo6uc7lhbs">
+      <w:hyperlink w:history="1" r:id="rIdtevgiwkq6mtoudqwu5nde">
         <w:r>
           <w:rPr>
             <w:color w:val="4F46E5"/>
@@ -5463,7 +5463,7 @@
       <w:r>
         <w:t xml:space="preserve">; </w:t>
       </w:r>
-      <w:hyperlink w:history="1" r:id="rId5bos90hldjpe2eeaofrpy">
+      <w:hyperlink w:history="1" r:id="rId7zqw7i2x4h8qhgqr0jirh">
         <w:r>
           <w:rPr>
             <w:color w:val="4F46E5"/>
@@ -5826,7 +5826,7 @@
       <w:r>
         <w:t xml:space="preserve"> </w:t>
       </w:r>
-      <w:hyperlink w:history="1" r:id="rIdwof32dnho1lfqty-frui6">
+      <w:hyperlink w:history="1" r:id="rIdsavog70qn4rvf20vwlesa">
         <w:r>
           <w:rPr>
             <w:color w:val="4F46E5"/>
@@ -5838,7 +5838,7 @@
       <w:r>
         <w:t xml:space="preserve">; </w:t>
       </w:r>
-      <w:hyperlink w:history="1" r:id="rIddi0uevjiynmln1qtiz1t-">
+      <w:hyperlink w:history="1" r:id="rIdaprtiixkjyyxg_d_nhgzn">
         <w:r>
           <w:rPr>
             <w:color w:val="4F46E5"/>
@@ -5850,7 +5850,7 @@
       <w:r>
         <w:t xml:space="preserve">; </w:t>
       </w:r>
-      <w:hyperlink w:history="1" r:id="rIdnpsi44ka8axczfdnqivvs">
+      <w:hyperlink w:history="1" r:id="rIdt70kk2ipbr3wnzo5pl4gc">
         <w:r>
           <w:rPr>
             <w:color w:val="4F46E5"/>
@@ -5862,7 +5862,7 @@
       <w:r>
         <w:t xml:space="preserve">; </w:t>
       </w:r>
-      <w:hyperlink w:history="1" r:id="rIdrhclieusnkfszwdiq9unh">
+      <w:hyperlink w:history="1" r:id="rIdzsdv5sz8smkjsgzfkhps4">
         <w:r>
           <w:rPr>
             <w:color w:val="4F46E5"/>
@@ -5874,7 +5874,7 @@
       <w:r>
         <w:t xml:space="preserve">; </w:t>
       </w:r>
-      <w:hyperlink w:history="1" r:id="rIdtr1uxinylbsnsg0tdxaul">
+      <w:hyperlink w:history="1" r:id="rIdii8ktf9t7ldbfmr0paixq">
         <w:r>
           <w:rPr>
             <w:color w:val="4F46E5"/>
@@ -6237,7 +6237,7 @@
       <w:r>
         <w:t xml:space="preserve"> </w:t>
       </w:r>
-      <w:hyperlink w:history="1" r:id="rIdl85e1gbdcxmrldvauuyln">
+      <w:hyperlink w:history="1" r:id="rIdcdypprovadlesg86sfqdo">
         <w:r>
           <w:rPr>
             <w:color w:val="4F46E5"/>
@@ -6249,7 +6249,7 @@
       <w:r>
         <w:t xml:space="preserve">; </w:t>
       </w:r>
-      <w:hyperlink w:history="1" r:id="rIdkbz_axca7dmwmlkpys_cy">
+      <w:hyperlink w:history="1" r:id="rIducrunupq_btinipqwps1c">
         <w:r>
           <w:rPr>
             <w:color w:val="4F46E5"/>
@@ -6261,7 +6261,7 @@
       <w:r>
         <w:t xml:space="preserve">; </w:t>
       </w:r>
-      <w:hyperlink w:history="1" r:id="rIdjgagcpmdax08mndqmrgjo">
+      <w:hyperlink w:history="1" r:id="rIdjbxsh2xquhblxj62ko5bu">
         <w:r>
           <w:rPr>
             <w:color w:val="4F46E5"/>
@@ -6273,7 +6273,7 @@
       <w:r>
         <w:t xml:space="preserve">; </w:t>
       </w:r>
-      <w:hyperlink w:history="1" r:id="rIdrmw6th7a_dt_j430lp3td">
+      <w:hyperlink w:history="1" r:id="rIdcdlx80pcd774lkojcxed8">
         <w:r>
           <w:rPr>
             <w:color w:val="4F46E5"/>
@@ -6285,7 +6285,7 @@
       <w:r>
         <w:t xml:space="preserve">; </w:t>
       </w:r>
-      <w:hyperlink w:history="1" r:id="rIdhnu0fpzyhasajvvz3tyhl">
+      <w:hyperlink w:history="1" r:id="rIdfawiqf6kxyrbbnp6z6pn9">
         <w:r>
           <w:rPr>
             <w:color w:val="4F46E5"/>
@@ -6648,7 +6648,7 @@
       <w:r>
         <w:t xml:space="preserve"> </w:t>
       </w:r>
-      <w:hyperlink w:history="1" r:id="rId7oczzo-cadlh3jgnczhl7">
+      <w:hyperlink w:history="1" r:id="rIdmpgrm16fllrq3kn38-ljb">
         <w:r>
           <w:rPr>
             <w:color w:val="4F46E5"/>
@@ -6660,7 +6660,7 @@
       <w:r>
         <w:t xml:space="preserve">; </w:t>
       </w:r>
-      <w:hyperlink w:history="1" r:id="rIdicjh-oh7fftacecs9ui2j">
+      <w:hyperlink w:history="1" r:id="rId2qxjwphdon9ebz0t6kduf">
         <w:r>
           <w:rPr>
             <w:color w:val="4F46E5"/>
@@ -6672,7 +6672,7 @@
       <w:r>
         <w:t xml:space="preserve">; </w:t>
       </w:r>
-      <w:hyperlink w:history="1" r:id="rId51f_pu-emjlzfoxyc6idj">
+      <w:hyperlink w:history="1" r:id="rIdaniyeqj6axh7dd4pkil7z">
         <w:r>
           <w:rPr>
             <w:color w:val="4F46E5"/>
@@ -6684,7 +6684,7 @@
       <w:r>
         <w:t xml:space="preserve">; </w:t>
       </w:r>
-      <w:hyperlink w:history="1" r:id="rIda23ceqpijx58_er1y5bf8">
+      <w:hyperlink w:history="1" r:id="rIdw3h5kl_j99yp2v2bwthdd">
         <w:r>
           <w:rPr>
             <w:color w:val="4F46E5"/>
@@ -6696,7 +6696,7 @@
       <w:r>
         <w:t xml:space="preserve">; </w:t>
       </w:r>
-      <w:hyperlink w:history="1" r:id="rIdigplm_pmedp_ve9ohpcwu">
+      <w:hyperlink w:history="1" r:id="rIdtihlo56aykupdvztbobss">
         <w:r>
           <w:rPr>
             <w:color w:val="4F46E5"/>
